--- a/3.-DOCUMENTACION/2.-CU_MesaPass/1.-Autenticación y Seguridad/CU003_RecuperarContrasena.docx
+++ b/3.-DOCUMENTACION/2.-CU_MesaPass/1.-Autenticación y Seguridad/CU003_RecuperarContrasena.docx
@@ -123,22 +123,8 @@
           <w:iCs/>
           <w:sz w:val="32"/>
         </w:rPr>
-        <w:t xml:space="preserve">Registrar Consumo de </w:t>
-      </w:r>
-      <w:r>
-        <w:rPr>
-          <w:rFonts w:cs="Arial"/>
-          <w:i/>
-          <w:iCs/>
-          <w:sz w:val="32"/>
-        </w:rPr>
-        <w:t>mediante QR</w:t>
-      </w:r>
-    </w:p>
-    <w:p>
-      <w:pPr>
-        <w:jc w:val="right"/>
-      </w:pPr>
+        <w:t>Recuperar Contraseña</w:t>
+      </w:r>
     </w:p>
     <w:p>
       <w:pPr>
@@ -570,13 +556,7 @@
               <w:rPr>
                 <w:sz w:val="18"/>
               </w:rPr>
-              <w:t xml:space="preserve">Registrar Consumo de </w:t>
-            </w:r>
-            <w:r>
-              <w:rPr>
-                <w:sz w:val="18"/>
-              </w:rPr>
-              <w:t>mediante Código QR</w:t>
+              <w:t>Recuperar Contraseña</w:t>
             </w:r>
           </w:p>
         </w:tc>
@@ -635,13 +615,13 @@
                 <w:smallCaps/>
                 <w:sz w:val="18"/>
               </w:rPr>
+              <w:instrText xml:space="preserve"> \* MERGEFORMAT </w:instrText>
             </w:r>
             <w:r>
               <w:rPr>
                 <w:smallCaps/>
                 <w:sz w:val="18"/>
               </w:rPr>
-              <w:instrText xml:space="preserve"> \* MERGEFORMAT </w:instrText>
             </w:r>
             <w:r>
               <w:rPr>
@@ -4816,13 +4796,13 @@
         </w:tabs>
         <w:spacing w:before="480"/>
       </w:pPr>
-      <w:bookmarkStart w:id="0" w:name="_Toc425054504"/>
-      <w:bookmarkStart w:id="1" w:name="_Toc423410238"/>
-      <w:bookmarkStart w:id="2" w:name="_Toc227178511"/>
-      <w:r>
-        <w:t>Registrar Consumo de mediante QR</w:t>
-      </w:r>
-      <w:bookmarkEnd w:id="2"/>
+      <w:bookmarkStart w:id="0" w:name="_Toc227178511"/>
+      <w:bookmarkStart w:id="1" w:name="_Toc425054504"/>
+      <w:bookmarkStart w:id="2" w:name="_Toc423410238"/>
+      <w:r>
+        <w:t>Recuperar Contraseña</w:t>
+      </w:r>
+      <w:bookmarkEnd w:id="0"/>
     </w:p>
     <w:p>
       <w:pPr>
@@ -4840,8 +4820,8 @@
       <w:bookmarkStart w:id="3" w:name="_Toc535910785"/>
       <w:bookmarkStart w:id="4" w:name="_Toc296587023"/>
       <w:bookmarkStart w:id="5" w:name="_Toc227178512"/>
-      <w:bookmarkEnd w:id="0"/>
       <w:bookmarkEnd w:id="1"/>
+      <w:bookmarkEnd w:id="2"/>
       <w:r>
         <w:rPr>
           <w:i w:val="0"/>
@@ -4866,7 +4846,13 @@
         <w:rPr>
           <w:color w:val="000000"/>
         </w:rPr>
-        <w:t>Permite registrar de forma automática el consumo de comida de un empleado mediante la validación de un código QR en el sistema MesaPass. El proceso es ejecutado por el restaurante dentro de la plataforma, donde el sistema valida la información del empleado, verifica la existencia de un convenio activo y registra el consumo en la base de datos.</w:t>
+        <w:t>Este caso de uso describe el proceso mediante el cual un usuario puede recuperar el acceso a su cuenta en el sistema MesaPass en caso de haber olvidado su contraseña. El sistema permite iniciar un flujo seguro de recuperación mediante la generación de un código o token temporal, el cual es validado antes de permitir la creación de una nueva contraseña. Este proceso es fundamental para garantizar la continuidad del servicio y la seguridad de las cuentas de usuario dentro de la plataforma</w:t>
+      </w:r>
+      <w:r>
+        <w:rPr>
+          <w:color w:val="000000"/>
+        </w:rPr>
+        <w:t>.</w:t>
       </w:r>
     </w:p>
     <w:p>
@@ -4877,16 +4863,35 @@
         </w:tabs>
         <w:spacing w:before="480"/>
       </w:pPr>
-      <w:bookmarkStart w:id="6" w:name="_Toc535910786"/>
-      <w:bookmarkStart w:id="7" w:name="_Toc296587024"/>
-      <w:bookmarkStart w:id="8" w:name="_Toc227178513"/>
+      <w:bookmarkStart w:id="6" w:name="_Toc296587024"/>
+      <w:bookmarkStart w:id="7" w:name="_Toc227178513"/>
+      <w:bookmarkStart w:id="8" w:name="_Toc535910786"/>
       <w:r>
         <w:t>Definiciones, Acrónimos, Abreviaturas</w:t>
       </w:r>
+      <w:bookmarkEnd w:id="6"/>
       <w:bookmarkEnd w:id="7"/>
-      <w:bookmarkEnd w:id="8"/>
       <w:r>
         <w:t xml:space="preserve">   </w:t>
+      </w:r>
+    </w:p>
+    <w:p>
+      <w:pPr>
+        <w:pStyle w:val="Textoindependiente"/>
+        <w:rPr>
+          <w:b/>
+          <w:color w:val="000000"/>
+          <w:lang w:val="es-ES" w:eastAsia="en-US"/>
+        </w:rPr>
+      </w:pPr>
+      <w:bookmarkStart w:id="9" w:name="_Toc296587026"/>
+      <w:r>
+        <w:rPr>
+          <w:b/>
+          <w:color w:val="000000"/>
+          <w:lang w:val="es-ES" w:eastAsia="en-US"/>
+        </w:rPr>
+        <w:t>En esta sección se presentan los conceptos clave necesarios para comprender el proceso de recuperación de contraseña dentro del sistema.</w:t>
       </w:r>
     </w:p>
     <w:p>
@@ -4897,25 +4902,18 @@
           <w:numId w:val="5"/>
         </w:numPr>
         <w:rPr>
-          <w:color w:val="000000"/>
-          <w:lang w:val="es-ES" w:eastAsia="en-US"/>
-        </w:rPr>
-      </w:pPr>
-      <w:bookmarkStart w:id="9" w:name="_Toc296587026"/>
-      <w:r>
-        <w:rPr>
           <w:b/>
           <w:color w:val="000000"/>
           <w:lang w:val="es-ES" w:eastAsia="en-US"/>
         </w:rPr>
-        <w:t>QR:</w:t>
-      </w:r>
-      <w:r>
-        <w:rPr>
+      </w:pPr>
+      <w:r>
+        <w:rPr>
+          <w:b/>
           <w:color w:val="000000"/>
           <w:lang w:val="es-ES" w:eastAsia="en-US"/>
         </w:rPr>
-        <w:t xml:space="preserve"> Código de respuesta rápida utilizado para identificar al empleado</w:t>
+        <w:t>Usuario: Persona registrada en el sistema MesaPass</w:t>
       </w:r>
     </w:p>
     <w:p>
@@ -4926,24 +4924,18 @@
           <w:numId w:val="5"/>
         </w:numPr>
         <w:rPr>
-          <w:color w:val="000000"/>
-          <w:lang w:val="es-ES" w:eastAsia="en-US"/>
-        </w:rPr>
-      </w:pPr>
-      <w:r>
-        <w:rPr>
           <w:b/>
           <w:color w:val="000000"/>
           <w:lang w:val="es-ES" w:eastAsia="en-US"/>
         </w:rPr>
-        <w:t>Convenio:</w:t>
-      </w:r>
-      <w:r>
-        <w:rPr>
+      </w:pPr>
+      <w:r>
+        <w:rPr>
+          <w:b/>
           <w:color w:val="000000"/>
           <w:lang w:val="es-ES" w:eastAsia="en-US"/>
         </w:rPr>
-        <w:t xml:space="preserve"> Acuerdo entre una empresa y un restaurante que define condiciones de consumo</w:t>
+        <w:t>Token de recuperación: Código temporal utilizado para validar el proceso</w:t>
       </w:r>
     </w:p>
     <w:p>
@@ -4954,24 +4946,18 @@
           <w:numId w:val="5"/>
         </w:numPr>
         <w:rPr>
-          <w:color w:val="000000"/>
-          <w:lang w:val="es-ES" w:eastAsia="en-US"/>
-        </w:rPr>
-      </w:pPr>
-      <w:r>
-        <w:rPr>
           <w:b/>
           <w:color w:val="000000"/>
           <w:lang w:val="es-ES" w:eastAsia="en-US"/>
         </w:rPr>
-        <w:t>Consumo:</w:t>
-      </w:r>
-      <w:r>
-        <w:rPr>
+      </w:pPr>
+      <w:r>
+        <w:rPr>
+          <w:b/>
           <w:color w:val="000000"/>
           <w:lang w:val="es-ES" w:eastAsia="en-US"/>
         </w:rPr>
-        <w:t xml:space="preserve"> Registro de una comida realizada por un empleado</w:t>
+        <w:t>JWT: Token de autenticación del sistema</w:t>
       </w:r>
     </w:p>
     <w:p>
@@ -4982,24 +4968,18 @@
           <w:numId w:val="5"/>
         </w:numPr>
         <w:rPr>
-          <w:color w:val="000000"/>
-          <w:lang w:val="es-ES" w:eastAsia="en-US"/>
-        </w:rPr>
-      </w:pPr>
-      <w:r>
-        <w:rPr>
           <w:b/>
           <w:color w:val="000000"/>
           <w:lang w:val="es-ES" w:eastAsia="en-US"/>
         </w:rPr>
-        <w:t>RUC:</w:t>
-      </w:r>
-      <w:r>
-        <w:rPr>
+      </w:pPr>
+      <w:r>
+        <w:rPr>
+          <w:b/>
           <w:color w:val="000000"/>
           <w:lang w:val="es-ES" w:eastAsia="en-US"/>
         </w:rPr>
-        <w:t xml:space="preserve"> Registro Único de Contribuyentes de una empresa</w:t>
+        <w:t>Recuperación de contraseña: Proceso para restablecer credenciales de acceso</w:t>
       </w:r>
     </w:p>
     <w:p>
@@ -5010,24 +4990,18 @@
           <w:numId w:val="5"/>
         </w:numPr>
         <w:rPr>
-          <w:color w:val="000000"/>
-          <w:lang w:val="es-ES" w:eastAsia="en-US"/>
-        </w:rPr>
-      </w:pPr>
-      <w:r>
-        <w:rPr>
           <w:b/>
           <w:color w:val="000000"/>
           <w:lang w:val="es-ES" w:eastAsia="en-US"/>
         </w:rPr>
-        <w:t>Empleado:</w:t>
-      </w:r>
-      <w:r>
-        <w:rPr>
+      </w:pPr>
+      <w:r>
+        <w:rPr>
+          <w:b/>
           <w:color w:val="000000"/>
           <w:lang w:val="es-ES" w:eastAsia="en-US"/>
         </w:rPr>
-        <w:t xml:space="preserve"> Usuario registrado que consume servicios de alimentación</w:t>
+        <w:t>Sistema MesaPass: Plataforma SaaS multi-tenant</w:t>
       </w:r>
     </w:p>
     <w:p>
@@ -5038,37 +5012,10 @@
           <w:numId w:val="5"/>
         </w:numPr>
         <w:rPr>
-          <w:color w:val="000000"/>
-          <w:lang w:val="es-ES" w:eastAsia="en-US"/>
-        </w:rPr>
-      </w:pPr>
-      <w:r>
-        <w:rPr>
           <w:b/>
           <w:color w:val="000000"/>
           <w:lang w:val="es-ES" w:eastAsia="en-US"/>
         </w:rPr>
-        <w:t>Restaurante:</w:t>
-      </w:r>
-      <w:r>
-        <w:rPr>
-          <w:color w:val="000000"/>
-          <w:lang w:val="es-ES" w:eastAsia="en-US"/>
-        </w:rPr>
-        <w:t xml:space="preserve"> Proveedor autorizado para registrar consumos en el sistema</w:t>
-      </w:r>
-    </w:p>
-    <w:p>
-      <w:pPr>
-        <w:pStyle w:val="Textoindependiente"/>
-        <w:numPr>
-          <w:ilvl w:val="0"/>
-          <w:numId w:val="5"/>
-        </w:numPr>
-        <w:rPr>
-          <w:color w:val="000000"/>
-          <w:lang w:val="es-ES" w:eastAsia="en-US"/>
-        </w:rPr>
       </w:pPr>
       <w:r>
         <w:rPr>
@@ -5076,43 +5023,14 @@
           <w:color w:val="000000"/>
           <w:lang w:val="es-ES" w:eastAsia="en-US"/>
         </w:rPr>
-        <w:t>Sistema MesaPass:</w:t>
+        <w:t xml:space="preserve">UC##: Casos de </w:t>
       </w:r>
       <w:r>
         <w:rPr>
           <w:color w:val="000000"/>
           <w:lang w:val="es-ES" w:eastAsia="en-US"/>
         </w:rPr>
-        <w:t xml:space="preserve"> Plataforma que gestiona usuarios, consumos y convenios</w:t>
-      </w:r>
-    </w:p>
-    <w:p>
-      <w:pPr>
-        <w:pStyle w:val="Textoindependiente"/>
-        <w:numPr>
-          <w:ilvl w:val="0"/>
-          <w:numId w:val="5"/>
-        </w:numPr>
-        <w:rPr>
-          <w:b/>
-          <w:color w:val="000000"/>
-          <w:lang w:val="es-ES" w:eastAsia="en-US"/>
-        </w:rPr>
-      </w:pPr>
-      <w:r>
-        <w:rPr>
-          <w:b/>
-          <w:color w:val="000000"/>
-          <w:lang w:val="es-ES" w:eastAsia="en-US"/>
-        </w:rPr>
-        <w:t xml:space="preserve">UC##: </w:t>
-      </w:r>
-      <w:r>
-        <w:rPr>
-          <w:color w:val="000000"/>
-          <w:lang w:val="es-ES" w:eastAsia="en-US"/>
-        </w:rPr>
-        <w:t>Casos de uso</w:t>
+        <w:t>uso</w:t>
       </w:r>
     </w:p>
     <w:p>
@@ -5147,7 +5065,7 @@
           <w:rStyle w:val="Textoennegrita"/>
           <w:b w:val="0"/>
         </w:rPr>
-        <w:t>En este caso de uso intervienen directamente el empleado, el restaurante y el sistema MesaPass, quienes ejecutan el proceso de registro de consumo mediante la validación de un código QR. Adicionalmente, participan de forma indirecta actores como el administrador, el administrador de la empresa y el usuario, quienes previamente configuran la información necesaria, como el registro de empleados, restaurantes, convenios y cuentas dentro del sistema.</w:t>
+        <w:t>En este caso de uso interviene principalmente el usuario que ha olvidado su contraseña y el sistema MesaPass, encargado de gestionar el proceso de recuperación de forma segura.</w:t>
       </w:r>
     </w:p>
     <w:p>
@@ -5168,20 +5086,22 @@
         <w:spacing w:line="276" w:lineRule="auto"/>
         <w:rPr>
           <w:rStyle w:val="Textoennegrita"/>
+          <w:b w:val="0"/>
         </w:rPr>
       </w:pPr>
       <w:r>
         <w:rPr>
           <w:rStyle w:val="Textoennegrita"/>
-        </w:rPr>
-        <w:t xml:space="preserve">Empleado: </w:t>
+          <w:bCs w:val="0"/>
+        </w:rPr>
+        <w:t>Usuario:</w:t>
       </w:r>
       <w:r>
         <w:rPr>
           <w:rStyle w:val="Textoennegrita"/>
           <w:b w:val="0"/>
         </w:rPr>
-        <w:t>Presenta el código QR para el consumo</w:t>
+        <w:t xml:space="preserve"> Solicita la recuperación de su contraseña</w:t>
       </w:r>
     </w:p>
     <w:p>
@@ -5193,21 +5113,60 @@
         <w:spacing w:line="276" w:lineRule="auto"/>
         <w:rPr>
           <w:rStyle w:val="Textoennegrita"/>
+          <w:b w:val="0"/>
         </w:rPr>
       </w:pPr>
       <w:r>
         <w:rPr>
           <w:rStyle w:val="Textoennegrita"/>
-        </w:rPr>
-        <w:t xml:space="preserve">Restaurante: </w:t>
+          <w:bCs w:val="0"/>
+        </w:rPr>
+        <w:t>Sistema MesaPass:</w:t>
       </w:r>
       <w:r>
         <w:rPr>
           <w:rStyle w:val="Textoennegrita"/>
           <w:b w:val="0"/>
         </w:rPr>
-        <w:t>Escanea el QR y confirma el consumo</w:t>
-      </w:r>
+        <w:t xml:space="preserve"> Genera, valida y permite el cambio de contraseña</w:t>
+      </w:r>
+    </w:p>
+    <w:p>
+      <w:pPr>
+        <w:spacing w:line="276" w:lineRule="auto"/>
+        <w:ind w:left="720"/>
+        <w:rPr>
+          <w:rStyle w:val="Textoennegrita"/>
+          <w:b w:val="0"/>
+        </w:rPr>
+      </w:pPr>
+    </w:p>
+    <w:p>
+      <w:pPr>
+        <w:spacing w:line="276" w:lineRule="auto"/>
+        <w:ind w:left="360"/>
+        <w:rPr>
+          <w:rStyle w:val="Textoennegrita"/>
+          <w:bCs w:val="0"/>
+        </w:rPr>
+      </w:pPr>
+      <w:r>
+        <w:rPr>
+          <w:rStyle w:val="Textoennegrita"/>
+          <w:bCs w:val="0"/>
+        </w:rPr>
+        <w:t>Actores indirectos:</w:t>
+      </w:r>
+    </w:p>
+    <w:p>
+      <w:pPr>
+        <w:spacing w:line="276" w:lineRule="auto"/>
+        <w:ind w:left="360"/>
+        <w:rPr>
+          <w:rStyle w:val="Textoennegrita"/>
+          <w:bCs w:val="0"/>
+        </w:rPr>
+      </w:pPr>
     </w:p>
     <w:p>
       <w:pPr>
@@ -5218,20 +5177,22 @@
         <w:spacing w:line="276" w:lineRule="auto"/>
         <w:rPr>
           <w:rStyle w:val="Textoennegrita"/>
+          <w:b w:val="0"/>
         </w:rPr>
       </w:pPr>
       <w:r>
         <w:rPr>
           <w:rStyle w:val="Textoennegrita"/>
-        </w:rPr>
-        <w:t xml:space="preserve">Sistema MesaPass: </w:t>
+          <w:bCs w:val="0"/>
+        </w:rPr>
+        <w:t>Admin:</w:t>
       </w:r>
       <w:r>
         <w:rPr>
           <w:rStyle w:val="Textoennegrita"/>
           <w:b w:val="0"/>
         </w:rPr>
-        <w:t>Valida la información y registra el consumo</w:t>
+        <w:t xml:space="preserve"> Puede gestionar usuarios en casos excepcionales</w:t>
       </w:r>
     </w:p>
     <w:p>
@@ -5242,72 +5203,23 @@
         </w:numPr>
         <w:spacing w:line="276" w:lineRule="auto"/>
         <w:rPr>
+          <w:b/>
+          <w:bCs/>
+        </w:rPr>
+      </w:pPr>
+      <w:r>
+        <w:rPr>
           <w:rStyle w:val="Textoennegrita"/>
-        </w:rPr>
-      </w:pPr>
-      <w:r>
-        <w:rPr>
-          <w:rStyle w:val="Textoennegrita"/>
-        </w:rPr>
-        <w:t xml:space="preserve">Admin: </w:t>
+          <w:bCs w:val="0"/>
+        </w:rPr>
+        <w:t>Company Admin:</w:t>
       </w:r>
       <w:r>
         <w:rPr>
           <w:rStyle w:val="Textoennegrita"/>
           <w:b w:val="0"/>
         </w:rPr>
-        <w:t>Participa de forma indirecta (configura restaurantes y convenios previamente)</w:t>
-      </w:r>
-    </w:p>
-    <w:p>
-      <w:pPr>
-        <w:numPr>
-          <w:ilvl w:val="0"/>
-          <w:numId w:val="6"/>
-        </w:numPr>
-        <w:spacing w:line="276" w:lineRule="auto"/>
-        <w:rPr>
-          <w:rStyle w:val="Textoennegrita"/>
-        </w:rPr>
-      </w:pPr>
-      <w:r>
-        <w:rPr>
-          <w:rStyle w:val="Textoennegrita"/>
-        </w:rPr>
-        <w:t xml:space="preserve">Company Admin: </w:t>
-      </w:r>
-      <w:r>
-        <w:rPr>
-          <w:rStyle w:val="Textoennegrita"/>
-          <w:b w:val="0"/>
-        </w:rPr>
-        <w:t>Participa de forma indirecta (registra empleados y genera códigos QR)</w:t>
-      </w:r>
-    </w:p>
-    <w:p>
-      <w:pPr>
-        <w:numPr>
-          <w:ilvl w:val="0"/>
-          <w:numId w:val="6"/>
-        </w:numPr>
-        <w:spacing w:line="276" w:lineRule="auto"/>
-        <w:rPr>
-          <w:b/>
-          <w:bCs/>
-        </w:rPr>
-      </w:pPr>
-      <w:r>
-        <w:rPr>
-          <w:rStyle w:val="Textoennegrita"/>
-        </w:rPr>
-        <w:t xml:space="preserve">Usuario: </w:t>
-      </w:r>
-      <w:r>
-        <w:rPr>
-          <w:rStyle w:val="Textoennegrita"/>
-          <w:b w:val="0"/>
-        </w:rPr>
-        <w:t>Participa de forma indirecta (registro inicial en el sistema)</w:t>
+        <w:t xml:space="preserve"> Puede asistir en la gestión de usuarios dentro de su tenant</w:t>
       </w:r>
     </w:p>
     <w:p>
@@ -5326,32 +5238,46 @@
       <w:bookmarkEnd w:id="12"/>
     </w:p>
     <w:p>
+      <w:bookmarkStart w:id="13" w:name="_Toc296587030"/>
+      <w:r>
+        <w:t>Para iniciar el proceso de recuperación de contraseña, el sistema requiere ciertas condiciones básicas relacionadas con la existencia del usuario y la disponibilidad del sistema.</w:t>
+      </w:r>
+    </w:p>
+    <w:p>
       <w:pPr>
         <w:ind w:left="425"/>
       </w:pPr>
-      <w:bookmarkStart w:id="13" w:name="_Toc296587030"/>
-      <w:r>
-        <w:t>• El empleado debe estar registrado en el sistema</w:t>
-      </w:r>
-      <w:r>
-        <w:br/>
-        <w:t>• El empleado debe contar con un código QR válido</w:t>
-      </w:r>
-      <w:r>
-        <w:br/>
-        <w:t>• El restaurante debe estar registrado en el sistema</w:t>
-      </w:r>
-      <w:r>
-        <w:br/>
-        <w:t>• Debe existir un convenio activo entre la empresa y el restaurante</w:t>
-      </w:r>
-      <w:r>
-        <w:br/>
-        <w:t>• El sistema debe estar operativo y accesible</w:t>
-      </w:r>
-      <w:r>
-        <w:br/>
-        <w:t>• El usuario del restaurante debe estar autenticado en la plataforma</w:t>
+    </w:p>
+    <w:p>
+      <w:pPr>
+        <w:ind w:left="425"/>
+      </w:pPr>
+      <w:r>
+        <w:t>• El usuario debe estar previamente registrado</w:t>
+      </w:r>
+    </w:p>
+    <w:p>
+      <w:pPr>
+        <w:ind w:left="425"/>
+      </w:pPr>
+      <w:r>
+        <w:t>• El usuario debe tener un email válido asociado a su cuenta</w:t>
+      </w:r>
+    </w:p>
+    <w:p>
+      <w:pPr>
+        <w:ind w:left="425"/>
+      </w:pPr>
+      <w:r>
+        <w:t>• El sistema debe estar disponible</w:t>
+      </w:r>
+    </w:p>
+    <w:p>
+      <w:pPr>
+        <w:ind w:left="425"/>
+      </w:pPr>
+      <w:r>
+        <w:t>• El usuario no debe estar autenticado (flujo externo)</w:t>
       </w:r>
     </w:p>
     <w:p>
@@ -5367,7 +5293,7 @@
         <w:lastRenderedPageBreak/>
         <w:t>Flujo de Eventos</w:t>
       </w:r>
-      <w:bookmarkEnd w:id="6"/>
+      <w:bookmarkEnd w:id="8"/>
       <w:bookmarkEnd w:id="13"/>
       <w:bookmarkEnd w:id="14"/>
     </w:p>
@@ -5400,98 +5326,13 @@
       <w:bookmarkEnd w:id="17"/>
     </w:p>
     <w:p>
+      <w:pPr>
+        <w:spacing w:line="276" w:lineRule="auto"/>
+      </w:pPr>
       <w:bookmarkStart w:id="18" w:name="_Toc296587032"/>
       <w:bookmarkStart w:id="19" w:name="_Toc535910788"/>
       <w:r>
-        <w:t>5.1 Flujo Básico</w:t>
-      </w:r>
-    </w:p>
-    <w:p>
-      <w:pPr>
-        <w:numPr>
-          <w:ilvl w:val="0"/>
-          <w:numId w:val="8"/>
-        </w:numPr>
-      </w:pPr>
-      <w:r>
-        <w:t>El caso de uso inicia cuando el Empleado presenta su código QR en el restaurante.</w:t>
-      </w:r>
-    </w:p>
-    <w:p>
-      <w:pPr>
-        <w:numPr>
-          <w:ilvl w:val="0"/>
-          <w:numId w:val="8"/>
-        </w:numPr>
-      </w:pPr>
-      <w:r>
-        <w:t>El Restaurante escanea el código QR utilizando la aplicación del sistema MesaPass.</w:t>
-      </w:r>
-    </w:p>
-    <w:p>
-      <w:pPr>
-        <w:numPr>
-          <w:ilvl w:val="0"/>
-          <w:numId w:val="8"/>
-        </w:numPr>
-      </w:pPr>
-      <w:r>
-        <w:t>El Sistema MesaPass recibe el código QR y valida su autenticidad (verifica que corresponda a un empleado registrado).</w:t>
-      </w:r>
-    </w:p>
-    <w:p>
-      <w:pPr>
-        <w:numPr>
-          <w:ilvl w:val="0"/>
-          <w:numId w:val="8"/>
-        </w:numPr>
-      </w:pPr>
-      <w:r>
-        <w:t>El Sistema obtiene los datos del empleado asociados al código QR.</w:t>
-      </w:r>
-    </w:p>
-    <w:p>
-      <w:pPr>
-        <w:numPr>
-          <w:ilvl w:val="0"/>
-          <w:numId w:val="8"/>
-        </w:numPr>
-      </w:pPr>
-      <w:r>
-        <w:t>El Restaurante confirma el consumo ingresando detalles de la comida (tipo de comida y valor).</w:t>
-      </w:r>
-    </w:p>
-    <w:p>
-      <w:pPr>
-        <w:numPr>
-          <w:ilvl w:val="0"/>
-          <w:numId w:val="8"/>
-        </w:numPr>
-      </w:pPr>
-      <w:r>
-        <w:t>El Sistema verifica que exista un convenio activo entre la empresa del empleado y el restaurante.</w:t>
-      </w:r>
-    </w:p>
-    <w:p>
-      <w:pPr>
-        <w:numPr>
-          <w:ilvl w:val="0"/>
-          <w:numId w:val="8"/>
-        </w:numPr>
-      </w:pPr>
-      <w:r>
-        <w:t>El Sistema calcula el monto a cobrar según el tipo de convenio (prepago, postpago o mixto).</w:t>
-      </w:r>
-    </w:p>
-    <w:p>
-      <w:pPr>
-        <w:numPr>
-          <w:ilvl w:val="0"/>
-          <w:numId w:val="8"/>
-        </w:numPr>
-      </w:pPr>
-      <w:r>
-        <w:t>El Sistema registra el consumo con los datos proporcionados.</w:t>
+        <w:t>El flujo básico describe el proceso estándar mediante el cual un usuario recupera su contraseña sin inconvenientes, asegurando la verificación de su identidad y la actualización segura de sus credenciales.</w:t>
       </w:r>
     </w:p>
     <w:p>
@@ -5501,10 +5342,24 @@
           <w:numId w:val="8"/>
         </w:numPr>
         <w:spacing w:line="276" w:lineRule="auto"/>
-      </w:pPr>
-      <w:r>
-        <w:t>El Sistema guarda el registro del consumo en la base de datos.</w:t>
-      </w:r>
+        <w:rPr>
+          <w:b/>
+          <w:bCs/>
+        </w:rPr>
+      </w:pPr>
+      <w:r>
+        <w:rPr>
+          <w:b/>
+          <w:bCs/>
+        </w:rPr>
+        <w:t>Secuencia de eventos:</w:t>
+      </w:r>
+    </w:p>
+    <w:p>
+      <w:pPr>
+        <w:spacing w:line="276" w:lineRule="auto"/>
+        <w:ind w:left="360"/>
+      </w:pPr>
     </w:p>
     <w:p>
       <w:pPr>
@@ -5515,7 +5370,115 @@
         <w:spacing w:line="276" w:lineRule="auto"/>
       </w:pPr>
       <w:r>
-        <w:t>El Sistema informa al Restaurante que el consumo ha sido registrado correctamente.</w:t>
+        <w:t>El usuario accede a la opción “Recuperar contraseña”.</w:t>
+      </w:r>
+    </w:p>
+    <w:p>
+      <w:pPr>
+        <w:numPr>
+          <w:ilvl w:val="0"/>
+          <w:numId w:val="8"/>
+        </w:numPr>
+        <w:spacing w:line="276" w:lineRule="auto"/>
+      </w:pPr>
+      <w:r>
+        <w:t>El usuario ingresa su correo electrónico asociado a su cuenta.</w:t>
+      </w:r>
+    </w:p>
+    <w:p>
+      <w:pPr>
+        <w:numPr>
+          <w:ilvl w:val="0"/>
+          <w:numId w:val="8"/>
+        </w:numPr>
+        <w:spacing w:line="276" w:lineRule="auto"/>
+      </w:pPr>
+      <w:r>
+        <w:t>La plataforma verifica que el correo corresponda a un usuario registrado.</w:t>
+      </w:r>
+    </w:p>
+    <w:p>
+      <w:pPr>
+        <w:numPr>
+          <w:ilvl w:val="0"/>
+          <w:numId w:val="8"/>
+        </w:numPr>
+        <w:spacing w:line="276" w:lineRule="auto"/>
+      </w:pPr>
+      <w:r>
+        <w:t>La plataforma envía un código o enlace de recuperación al correo del usuario.</w:t>
+      </w:r>
+    </w:p>
+    <w:p>
+      <w:pPr>
+        <w:numPr>
+          <w:ilvl w:val="0"/>
+          <w:numId w:val="8"/>
+        </w:numPr>
+        <w:spacing w:line="276" w:lineRule="auto"/>
+      </w:pPr>
+      <w:r>
+        <w:t>El usuario accede al código o enlace recibido.</w:t>
+      </w:r>
+    </w:p>
+    <w:p>
+      <w:pPr>
+        <w:numPr>
+          <w:ilvl w:val="0"/>
+          <w:numId w:val="8"/>
+        </w:numPr>
+        <w:spacing w:line="276" w:lineRule="auto"/>
+      </w:pPr>
+      <w:r>
+        <w:t>La plataforma confirma que la solicitud de recuperación es válida.</w:t>
+      </w:r>
+    </w:p>
+    <w:p>
+      <w:pPr>
+        <w:numPr>
+          <w:ilvl w:val="0"/>
+          <w:numId w:val="8"/>
+        </w:numPr>
+        <w:spacing w:line="276" w:lineRule="auto"/>
+      </w:pPr>
+      <w:r>
+        <w:t>El usuario ingresa una nueva contraseña.</w:t>
+      </w:r>
+    </w:p>
+    <w:p>
+      <w:pPr>
+        <w:numPr>
+          <w:ilvl w:val="0"/>
+          <w:numId w:val="8"/>
+        </w:numPr>
+        <w:spacing w:line="276" w:lineRule="auto"/>
+      </w:pPr>
+      <w:r>
+        <w:t>La plataforma verifica que la nueva contraseña cumpla con los criterios establecidos.</w:t>
+      </w:r>
+    </w:p>
+    <w:p>
+      <w:pPr>
+        <w:numPr>
+          <w:ilvl w:val="0"/>
+          <w:numId w:val="8"/>
+        </w:numPr>
+        <w:spacing w:line="276" w:lineRule="auto"/>
+      </w:pPr>
+      <w:r>
+        <w:t>La plataforma registra la nueva contraseña del usuario.</w:t>
+      </w:r>
+    </w:p>
+    <w:p>
+      <w:pPr>
+        <w:numPr>
+          <w:ilvl w:val="0"/>
+          <w:numId w:val="8"/>
+        </w:numPr>
+        <w:spacing w:line="276" w:lineRule="auto"/>
+      </w:pPr>
+      <w:r>
+        <w:t>La plataforma confirma que la contraseña ha sido actualizada exitosamente.</w:t>
       </w:r>
     </w:p>
     <w:p>
@@ -5572,15 +5535,31 @@
         <w:t xml:space="preserve">SF01. </w:t>
       </w:r>
       <w:bookmarkEnd w:id="21"/>
+      <w:bookmarkEnd w:id="22"/>
       <w:r>
         <w:rPr>
           <w:sz w:val="20"/>
           <w:szCs w:val="20"/>
           <w:lang w:val="es-ES"/>
         </w:rPr>
-        <w:t>Registro de Consumo</w:t>
-      </w:r>
-      <w:bookmarkEnd w:id="22"/>
+        <w:t>Generación de Token</w:t>
+      </w:r>
+    </w:p>
+    <w:p>
+      <w:pPr>
+        <w:rPr>
+          <w:rFonts w:cs="Arial"/>
+          <w:lang w:eastAsia="es-EC"/>
+        </w:rPr>
+      </w:pPr>
+      <w:bookmarkStart w:id="23" w:name="_Toc296587034"/>
+      <w:r>
+        <w:rPr>
+          <w:rFonts w:cs="Arial"/>
+          <w:lang w:eastAsia="es-EC"/>
+        </w:rPr>
+        <w:t>Este subflujo se encarga de generar un código único y temporal que permitirá validar la identidad del usuario durante el proceso de recuperación.</w:t>
+      </w:r>
     </w:p>
     <w:p>
       <w:pPr>
@@ -5588,20 +5567,17 @@
           <w:ilvl w:val="0"/>
           <w:numId w:val="10"/>
         </w:numPr>
-        <w:suppressAutoHyphens w:val="0"/>
-        <w:jc w:val="left"/>
         <w:rPr>
           <w:rFonts w:cs="Arial"/>
           <w:lang w:eastAsia="es-EC"/>
         </w:rPr>
       </w:pPr>
-      <w:bookmarkStart w:id="23" w:name="_Toc296587034"/>
       <w:r>
         <w:rPr>
           <w:rFonts w:cs="Arial"/>
           <w:lang w:eastAsia="es-EC"/>
         </w:rPr>
-        <w:t xml:space="preserve">El Sistema valida que exista un convenio activo entre la empresa y el restaurante. </w:t>
+        <w:t>Generación de token único</w:t>
       </w:r>
     </w:p>
     <w:p>
@@ -5610,8 +5586,6 @@
           <w:ilvl w:val="0"/>
           <w:numId w:val="10"/>
         </w:numPr>
-        <w:suppressAutoHyphens w:val="0"/>
-        <w:jc w:val="left"/>
         <w:rPr>
           <w:rFonts w:cs="Arial"/>
           <w:lang w:eastAsia="es-EC"/>
@@ -5622,7 +5596,7 @@
           <w:rFonts w:cs="Arial"/>
           <w:lang w:eastAsia="es-EC"/>
         </w:rPr>
-        <w:t xml:space="preserve">El Sistema verifica las condiciones del convenio (prepago, postpago o mixto). </w:t>
+        <w:t>Asociación del token con el usuario</w:t>
       </w:r>
     </w:p>
     <w:p>
@@ -5631,8 +5605,6 @@
           <w:ilvl w:val="0"/>
           <w:numId w:val="10"/>
         </w:numPr>
-        <w:suppressAutoHyphens w:val="0"/>
-        <w:jc w:val="left"/>
         <w:rPr>
           <w:rFonts w:cs="Arial"/>
           <w:lang w:eastAsia="es-EC"/>
@@ -5643,7 +5615,7 @@
           <w:rFonts w:cs="Arial"/>
           <w:lang w:eastAsia="es-EC"/>
         </w:rPr>
-        <w:t xml:space="preserve">El Sistema calcula el monto correspondiente al consumo. </w:t>
+        <w:t>Definición de tiempo de expiración</w:t>
       </w:r>
     </w:p>
     <w:p>
@@ -5652,20 +5624,90 @@
           <w:ilvl w:val="0"/>
           <w:numId w:val="10"/>
         </w:numPr>
-        <w:suppressAutoHyphens w:val="0"/>
-        <w:jc w:val="left"/>
+        <w:rPr>
+          <w:rFonts w:cs="Arial"/>
+        </w:rPr>
+      </w:pPr>
+      <w:r>
         <w:rPr>
           <w:rFonts w:cs="Arial"/>
           <w:lang w:eastAsia="es-EC"/>
         </w:rPr>
-      </w:pPr>
+        <w:t>Retorno al flujo principal</w:t>
+      </w:r>
       <w:r>
         <w:rPr>
           <w:rFonts w:cs="Arial"/>
           <w:lang w:eastAsia="es-EC"/>
         </w:rPr>
-        <w:t xml:space="preserve">El Sistema registra el consumo con los datos del empleado y del restaurante. </w:t>
-      </w:r>
+        <w:t>.</w:t>
+      </w:r>
+    </w:p>
+    <w:p>
+      <w:pPr>
+        <w:pStyle w:val="Ttulo3"/>
+        <w:spacing w:line="276" w:lineRule="auto"/>
+        <w:rPr>
+          <w:sz w:val="20"/>
+          <w:szCs w:val="20"/>
+          <w:lang w:val="es-ES"/>
+        </w:rPr>
+      </w:pPr>
+      <w:r>
+        <w:rPr>
+          <w:sz w:val="20"/>
+          <w:szCs w:val="20"/>
+          <w:lang w:val="es-ES"/>
+        </w:rPr>
+        <w:t>SF0</w:t>
+      </w:r>
+      <w:r>
+        <w:rPr>
+          <w:sz w:val="20"/>
+          <w:szCs w:val="20"/>
+          <w:lang w:val="es-ES"/>
+        </w:rPr>
+        <w:t>2</w:t>
+      </w:r>
+      <w:r>
+        <w:rPr>
+          <w:sz w:val="20"/>
+          <w:szCs w:val="20"/>
+          <w:lang w:val="es-ES"/>
+        </w:rPr>
+        <w:t xml:space="preserve">. </w:t>
+      </w:r>
+      <w:r>
+        <w:rPr>
+          <w:sz w:val="20"/>
+          <w:szCs w:val="20"/>
+          <w:lang w:val="es-ES"/>
+        </w:rPr>
+        <w:t>Validación de Token</w:t>
+      </w:r>
+    </w:p>
+    <w:p>
+      <w:pPr>
+        <w:rPr>
+          <w:rFonts w:cs="Arial"/>
+          <w:lang w:eastAsia="es-EC"/>
+        </w:rPr>
+      </w:pPr>
+      <w:r>
+        <w:rPr>
+          <w:rFonts w:cs="Arial"/>
+          <w:lang w:eastAsia="es-EC"/>
+        </w:rPr>
+        <w:t>Este subflujo valida que el código ingresado por el usuario sea correcto y esté dentro del tiempo permitido.</w:t>
+      </w:r>
+    </w:p>
+    <w:p>
+      <w:pPr>
+        <w:rPr>
+          <w:rFonts w:cs="Arial"/>
+          <w:lang w:eastAsia="es-EC"/>
+        </w:rPr>
+      </w:pPr>
     </w:p>
     <w:p>
       <w:pPr>
@@ -5673,8 +5715,6 @@
           <w:ilvl w:val="0"/>
           <w:numId w:val="10"/>
         </w:numPr>
-        <w:suppressAutoHyphens w:val="0"/>
-        <w:jc w:val="left"/>
         <w:rPr>
           <w:rFonts w:cs="Arial"/>
           <w:lang w:eastAsia="es-EC"/>
@@ -5685,7 +5725,7 @@
           <w:rFonts w:cs="Arial"/>
           <w:lang w:eastAsia="es-EC"/>
         </w:rPr>
-        <w:t xml:space="preserve">El Sistema almacena el registro en la base de datos. </w:t>
+        <w:t>Validación del token ingresado</w:t>
       </w:r>
     </w:p>
     <w:p>
@@ -5696,6 +5736,7 @@
         </w:numPr>
         <w:rPr>
           <w:rFonts w:cs="Arial"/>
+          <w:lang w:eastAsia="es-EC"/>
         </w:rPr>
       </w:pPr>
       <w:r>
@@ -5703,8 +5744,59 @@
           <w:rFonts w:cs="Arial"/>
           <w:lang w:eastAsia="es-EC"/>
         </w:rPr>
-        <w:t>El flujo retorna al proceso principal.</w:t>
-      </w:r>
+        <w:t>Verificación de expiración</w:t>
+      </w:r>
+    </w:p>
+    <w:p>
+      <w:pPr>
+        <w:numPr>
+          <w:ilvl w:val="0"/>
+          <w:numId w:val="10"/>
+        </w:numPr>
+        <w:rPr>
+          <w:rFonts w:cs="Arial"/>
+          <w:lang w:eastAsia="es-EC"/>
+        </w:rPr>
+      </w:pPr>
+      <w:r>
+        <w:rPr>
+          <w:rFonts w:cs="Arial"/>
+          <w:lang w:eastAsia="es-EC"/>
+        </w:rPr>
+        <w:t>Confirmación de autenticidad</w:t>
+      </w:r>
+    </w:p>
+    <w:p>
+      <w:pPr>
+        <w:numPr>
+          <w:ilvl w:val="0"/>
+          <w:numId w:val="10"/>
+        </w:numPr>
+        <w:rPr>
+          <w:rFonts w:cs="Arial"/>
+        </w:rPr>
+      </w:pPr>
+      <w:r>
+        <w:rPr>
+          <w:rFonts w:cs="Arial"/>
+          <w:lang w:eastAsia="es-EC"/>
+        </w:rPr>
+        <w:t>Retorno al flujo principal</w:t>
+      </w:r>
+      <w:r>
+        <w:rPr>
+          <w:rFonts w:cs="Arial"/>
+          <w:lang w:eastAsia="es-EC"/>
+        </w:rPr>
+        <w:t>.</w:t>
+      </w:r>
+    </w:p>
+    <w:p>
+      <w:pPr>
+        <w:rPr>
+          <w:rFonts w:cs="Arial"/>
+        </w:rPr>
+      </w:pPr>
     </w:p>
     <w:p>
       <w:pPr>
@@ -5767,7 +5859,23 @@
           <w:szCs w:val="20"/>
           <w:lang w:val="es-ES"/>
         </w:rPr>
-        <w:t>FA01. &lt; Primer Flujo Alterno &gt;</w:t>
+        <w:t xml:space="preserve">FA01. &lt; </w:t>
+      </w:r>
+      <w:r>
+        <w:rPr>
+          <w:sz w:val="20"/>
+          <w:szCs w:val="20"/>
+          <w:lang w:val="es-ES"/>
+        </w:rPr>
+        <w:t>Usuario no encontrado</w:t>
+      </w:r>
+      <w:r>
+        <w:rPr>
+          <w:sz w:val="20"/>
+          <w:szCs w:val="20"/>
+          <w:lang w:val="es-ES"/>
+        </w:rPr>
+        <w:t>&gt;</w:t>
       </w:r>
       <w:bookmarkEnd w:id="25"/>
       <w:bookmarkEnd w:id="26"/>
@@ -5777,6 +5885,16 @@
       <w:bookmarkEnd w:id="30"/>
     </w:p>
     <w:p>
+      <w:r>
+        <w:t>Este flujo ocurre cuando el correo ingresado no corresponde a ningún usuario registrado.</w:t>
+      </w:r>
+    </w:p>
+    <w:p>
+      <w:pPr>
+        <w:ind w:left="720"/>
+      </w:pPr>
+    </w:p>
+    <w:p>
       <w:pPr>
         <w:numPr>
           <w:ilvl w:val="0"/>
@@ -5784,7 +5902,7 @@
         </w:numPr>
       </w:pPr>
       <w:r>
-        <w:t>El Sistema detecta que el código QR no es válido o no existe.</w:t>
+        <w:t>El Sistema no encuentra el usuario</w:t>
       </w:r>
     </w:p>
     <w:p>
@@ -5795,7 +5913,8 @@
         </w:numPr>
       </w:pPr>
       <w:r>
-        <w:t>El Sistema muestra un mensaje de error al restaurante.</w:t>
+        <w:lastRenderedPageBreak/>
+        <w:t>El Sistema muestra mensaje de error</w:t>
       </w:r>
     </w:p>
     <w:p>
@@ -5806,7 +5925,10 @@
         </w:numPr>
       </w:pPr>
       <w:r>
-        <w:t>El proceso finaliza sin registrar el consumo.</w:t>
+        <w:t>El proceso finaliza</w:t>
+      </w:r>
+      <w:r>
+        <w:t>.</w:t>
       </w:r>
     </w:p>
     <w:p>
@@ -5836,7 +5958,23 @@
           <w:szCs w:val="20"/>
           <w:lang w:val="es-ES"/>
         </w:rPr>
-        <w:t>FA02. &lt; Segundo Flujo Alterno &gt;</w:t>
+        <w:t xml:space="preserve">FA02. &lt; </w:t>
+      </w:r>
+      <w:r>
+        <w:rPr>
+          <w:sz w:val="20"/>
+          <w:szCs w:val="20"/>
+          <w:lang w:val="es-ES"/>
+        </w:rPr>
+        <w:t>Token inválido o expirado</w:t>
+      </w:r>
+      <w:r>
+        <w:rPr>
+          <w:sz w:val="20"/>
+          <w:szCs w:val="20"/>
+          <w:lang w:val="es-ES"/>
+        </w:rPr>
+        <w:t>&gt;</w:t>
       </w:r>
       <w:bookmarkEnd w:id="31"/>
       <w:bookmarkEnd w:id="32"/>
@@ -5847,25 +5985,47 @@
     </w:p>
     <w:p>
       <w:pPr>
+        <w:rPr>
+          <w:rFonts w:cs="Arial"/>
+          <w:lang w:eastAsia="es-EC"/>
+        </w:rPr>
+      </w:pPr>
+      <w:bookmarkStart w:id="37" w:name="_Toc296587037"/>
+      <w:bookmarkStart w:id="38" w:name="_Toc535910791"/>
+      <w:r>
+        <w:rPr>
+          <w:rFonts w:cs="Arial"/>
+          <w:lang w:eastAsia="es-EC"/>
+        </w:rPr>
+        <w:t>Este flujo se activa cuando el token ingresado no es válido o ha expirado.</w:t>
+      </w:r>
+    </w:p>
+    <w:p>
+      <w:pPr>
+        <w:ind w:left="720"/>
+        <w:rPr>
+          <w:rFonts w:cs="Arial"/>
+          <w:lang w:eastAsia="es-EC"/>
+        </w:rPr>
+      </w:pPr>
+    </w:p>
+    <w:p>
+      <w:pPr>
         <w:numPr>
           <w:ilvl w:val="0"/>
           <w:numId w:val="12"/>
         </w:numPr>
-        <w:suppressAutoHyphens w:val="0"/>
-        <w:jc w:val="left"/>
         <w:rPr>
           <w:rFonts w:cs="Arial"/>
           <w:lang w:eastAsia="es-EC"/>
         </w:rPr>
       </w:pPr>
-      <w:bookmarkStart w:id="37" w:name="_Toc535910791"/>
-      <w:bookmarkStart w:id="38" w:name="_Toc296587037"/>
       <w:r>
         <w:rPr>
           <w:rFonts w:cs="Arial"/>
           <w:lang w:eastAsia="es-EC"/>
         </w:rPr>
-        <w:t xml:space="preserve">El Sistema detecta que no existe un convenio vigente entre la empresa y el restaurante. </w:t>
+        <w:t>El Sistema detecta token inválido o expirado</w:t>
       </w:r>
     </w:p>
     <w:p>
@@ -5874,8 +6034,6 @@
           <w:ilvl w:val="0"/>
           <w:numId w:val="12"/>
         </w:numPr>
-        <w:suppressAutoHyphens w:val="0"/>
-        <w:jc w:val="left"/>
         <w:rPr>
           <w:rFonts w:cs="Arial"/>
           <w:lang w:eastAsia="es-EC"/>
@@ -5886,7 +6044,7 @@
           <w:rFonts w:cs="Arial"/>
           <w:lang w:eastAsia="es-EC"/>
         </w:rPr>
-        <w:t xml:space="preserve">El Sistema muestra una notificación indicando que no se puede realizar el consumo. </w:t>
+        <w:t>El Sistema muestra mensaje de error</w:t>
       </w:r>
     </w:p>
     <w:p>
@@ -5905,16 +6063,71 @@
           <w:rFonts w:cs="Arial"/>
           <w:lang w:eastAsia="es-EC"/>
         </w:rPr>
-        <w:t>El proceso finaliza sin registrar el consumo.</w:t>
-      </w:r>
-    </w:p>
-    <w:p>
-      <w:pPr>
+        <w:t>El Usuario debe solicitar un nuevo token</w:t>
+      </w:r>
+      <w:r>
         <w:rPr>
           <w:rFonts w:cs="Arial"/>
           <w:lang w:eastAsia="es-EC"/>
         </w:rPr>
-      </w:pPr>
+        <w:t>.</w:t>
+      </w:r>
+    </w:p>
+    <w:p>
+      <w:pPr>
+        <w:pStyle w:val="Ttulo3"/>
+        <w:tabs>
+          <w:tab w:val="clear" w:pos="709"/>
+        </w:tabs>
+        <w:suppressAutoHyphens w:val="0"/>
+        <w:spacing w:before="200" w:line="240" w:lineRule="atLeast"/>
+        <w:ind w:left="720" w:hanging="720"/>
+        <w:rPr>
+          <w:sz w:val="20"/>
+          <w:szCs w:val="20"/>
+          <w:lang w:val="es-ES"/>
+        </w:rPr>
+      </w:pPr>
+      <w:r>
+        <w:rPr>
+          <w:sz w:val="20"/>
+          <w:szCs w:val="20"/>
+          <w:lang w:val="es-ES"/>
+        </w:rPr>
+        <w:t>FA0</w:t>
+      </w:r>
+      <w:r>
+        <w:rPr>
+          <w:sz w:val="20"/>
+          <w:szCs w:val="20"/>
+          <w:lang w:val="es-ES"/>
+        </w:rPr>
+        <w:t>3</w:t>
+      </w:r>
+      <w:r>
+        <w:rPr>
+          <w:sz w:val="20"/>
+          <w:szCs w:val="20"/>
+          <w:lang w:val="es-ES"/>
+        </w:rPr>
+        <w:t xml:space="preserve">. &lt; </w:t>
+      </w:r>
+      <w:r>
+        <w:rPr>
+          <w:sz w:val="20"/>
+          <w:szCs w:val="20"/>
+          <w:lang w:val="es-ES"/>
+        </w:rPr>
+        <w:t>Contraseña inválida</w:t>
+      </w:r>
+      <w:r>
+        <w:rPr>
+          <w:sz w:val="20"/>
+          <w:szCs w:val="20"/>
+          <w:lang w:val="es-ES"/>
+        </w:rPr>
+        <w:t>&gt;</w:t>
+      </w:r>
     </w:p>
     <w:p>
       <w:pPr>
@@ -5923,17 +6136,17 @@
           <w:lang w:eastAsia="es-EC"/>
         </w:rPr>
       </w:pPr>
-    </w:p>
-    <w:p>
-      <w:pPr>
+      <w:r>
         <w:rPr>
           <w:rFonts w:cs="Arial"/>
           <w:lang w:eastAsia="es-EC"/>
         </w:rPr>
-      </w:pPr>
-    </w:p>
-    <w:p>
-      <w:pPr>
+        <w:t>Este flujo ocurre cuando la nueva contraseña no cumple con los requisitos de seguridad.</w:t>
+      </w:r>
+    </w:p>
+    <w:p>
+      <w:pPr>
+        <w:ind w:left="720"/>
         <w:rPr>
           <w:rFonts w:cs="Arial"/>
           <w:lang w:eastAsia="es-EC"/>
@@ -5942,27 +6155,67 @@
     </w:p>
     <w:p>
       <w:pPr>
+        <w:numPr>
+          <w:ilvl w:val="0"/>
+          <w:numId w:val="12"/>
+        </w:numPr>
         <w:rPr>
           <w:rFonts w:cs="Arial"/>
           <w:lang w:eastAsia="es-EC"/>
         </w:rPr>
       </w:pPr>
-    </w:p>
-    <w:p>
-      <w:pPr>
+      <w:r>
         <w:rPr>
           <w:rFonts w:cs="Arial"/>
           <w:lang w:eastAsia="es-EC"/>
         </w:rPr>
-      </w:pPr>
-    </w:p>
-    <w:p>
-      <w:pPr>
+        <w:t>El Sistema detecta contraseña inválida</w:t>
+      </w:r>
+    </w:p>
+    <w:p>
+      <w:pPr>
+        <w:numPr>
+          <w:ilvl w:val="0"/>
+          <w:numId w:val="12"/>
+        </w:numPr>
+        <w:rPr>
+          <w:rFonts w:cs="Arial"/>
+          <w:lang w:eastAsia="es-EC"/>
+        </w:rPr>
+      </w:pPr>
+      <w:r>
+        <w:rPr>
+          <w:rFonts w:cs="Arial"/>
+          <w:lang w:eastAsia="es-EC"/>
+        </w:rPr>
+        <w:t>El Sistema muestra mensaje de error</w:t>
+      </w:r>
+    </w:p>
+    <w:p>
+      <w:pPr>
+        <w:numPr>
+          <w:ilvl w:val="0"/>
+          <w:numId w:val="12"/>
+        </w:numPr>
         <w:rPr>
           <w:rFonts w:cs="Arial"/>
           <w:sz w:val="16"/>
         </w:rPr>
       </w:pPr>
+      <w:r>
+        <w:rPr>
+          <w:rFonts w:cs="Arial"/>
+          <w:lang w:eastAsia="es-EC"/>
+        </w:rPr>
+        <w:t>El Usuario debe ingresar una nueva contraseña válida</w:t>
+      </w:r>
+      <w:r>
+        <w:rPr>
+          <w:rFonts w:cs="Arial"/>
+          <w:lang w:eastAsia="es-EC"/>
+        </w:rPr>
+        <w:t>.</w:t>
+      </w:r>
     </w:p>
     <w:p>
       <w:pPr>
@@ -5974,11 +6227,15 @@
       </w:pPr>
       <w:bookmarkStart w:id="39" w:name="_Toc227178523"/>
       <w:r>
-        <w:lastRenderedPageBreak/>
         <w:t>Reglas del Negocio</w:t>
       </w:r>
-      <w:bookmarkEnd w:id="38"/>
+      <w:bookmarkEnd w:id="37"/>
       <w:bookmarkEnd w:id="39"/>
+    </w:p>
+    <w:p>
+      <w:r>
+        <w:t>Las reglas del negocio garantizan la seguridad y correcta ejecución del proceso de recuperación de contraseña dentro del sistema.</w:t>
+      </w:r>
     </w:p>
     <w:p>
       <w:pPr>
@@ -5989,8 +6246,8 @@
           <w:szCs w:val="24"/>
         </w:rPr>
       </w:pPr>
-      <w:bookmarkStart w:id="40" w:name="_Toc296587038"/>
-      <w:bookmarkStart w:id="41" w:name="_Toc227178524"/>
+      <w:bookmarkStart w:id="40" w:name="_Toc227178524"/>
+      <w:bookmarkStart w:id="41" w:name="_Toc296587038"/>
       <w:r>
         <w:rPr>
           <w:sz w:val="24"/>
@@ -5998,15 +6255,15 @@
         </w:rPr>
         <w:t xml:space="preserve">RN01. </w:t>
       </w:r>
+      <w:bookmarkEnd w:id="40"/>
       <w:r>
         <w:rPr>
           <w:i w:val="0"/>
           <w:sz w:val="24"/>
           <w:szCs w:val="24"/>
         </w:rPr>
-        <w:t>Validación de Código QR</w:t>
-      </w:r>
-      <w:bookmarkEnd w:id="41"/>
+        <w:t>Existencia de Usuario</w:t>
+      </w:r>
     </w:p>
     <w:p>
       <w:pPr>
@@ -6019,7 +6276,13 @@
         <w:rPr>
           <w:sz w:val="24"/>
         </w:rPr>
-        <w:t>El sistema solo permitirá registrar el consumo si el código QR es válido y pertenece a un empleado registrado.</w:t>
+        <w:t>El proceso solo puede iniciarse si el usuario está registrado en el sistema</w:t>
+      </w:r>
+      <w:r>
+        <w:rPr>
+          <w:sz w:val="24"/>
+        </w:rPr>
+        <w:t>.</w:t>
       </w:r>
     </w:p>
     <w:p>
@@ -6036,7 +6299,7 @@
           <w:sz w:val="24"/>
           <w:szCs w:val="24"/>
         </w:rPr>
-        <w:t>RN02. Convenio Activo</w:t>
+        <w:t xml:space="preserve">RN02. </w:t>
       </w:r>
       <w:bookmarkEnd w:id="42"/>
       <w:r>
@@ -6044,86 +6307,106 @@
           <w:sz w:val="24"/>
           <w:szCs w:val="24"/>
         </w:rPr>
-        <w:t xml:space="preserve">  </w:t>
-      </w:r>
-    </w:p>
-    <w:p>
-      <w:pPr>
-        <w:ind w:left="425"/>
-        <w:rPr>
-          <w:sz w:val="24"/>
-        </w:rPr>
-      </w:pPr>
-      <w:r>
-        <w:rPr>
-          <w:sz w:val="24"/>
-        </w:rPr>
-        <w:t>El consumo solo podrá registrarse si existe un convenio activo entre la empresa del empleado y el restaurante.</w:t>
-      </w:r>
-    </w:p>
-    <w:p>
-      <w:pPr>
-        <w:pStyle w:val="Ttulo2"/>
+        <w:t>Token Temporal</w:t>
+      </w:r>
+      <w:r>
         <w:rPr>
           <w:sz w:val="24"/>
           <w:szCs w:val="24"/>
         </w:rPr>
-      </w:pPr>
-      <w:bookmarkStart w:id="43" w:name="_Toc227178526"/>
-      <w:r>
+        <w:t xml:space="preserve">  </w:t>
+      </w:r>
+    </w:p>
+    <w:p>
+      <w:pPr>
+        <w:ind w:left="425"/>
+        <w:rPr>
+          <w:sz w:val="24"/>
+        </w:rPr>
+      </w:pPr>
+      <w:r>
+        <w:rPr>
+          <w:sz w:val="24"/>
+        </w:rPr>
+        <w:t>El token generado debe tener un tiempo de expiración limitado</w:t>
+      </w:r>
+      <w:r>
+        <w:rPr>
+          <w:sz w:val="24"/>
+        </w:rPr>
+        <w:t>.</w:t>
+      </w:r>
+    </w:p>
+    <w:p>
+      <w:pPr>
+        <w:pStyle w:val="Ttulo2"/>
         <w:rPr>
           <w:sz w:val="24"/>
           <w:szCs w:val="24"/>
         </w:rPr>
-        <w:t>RN03. Cálculo de Consumo</w:t>
-      </w:r>
-      <w:bookmarkEnd w:id="43"/>
+      </w:pPr>
+      <w:bookmarkStart w:id="43" w:name="_Toc227178526"/>
       <w:r>
         <w:rPr>
           <w:sz w:val="24"/>
           <w:szCs w:val="24"/>
         </w:rPr>
-        <w:t xml:space="preserve"> </w:t>
-      </w:r>
-    </w:p>
-    <w:p>
-      <w:pPr>
-        <w:ind w:left="425"/>
-        <w:rPr>
-          <w:sz w:val="24"/>
-        </w:rPr>
-      </w:pPr>
-      <w:r>
-        <w:rPr>
-          <w:sz w:val="24"/>
-        </w:rPr>
-        <w:t>El monto del consumo debe calcularse en función del tipo de convenio establecido (prepago, postpago o mixto).</w:t>
-      </w:r>
-    </w:p>
-    <w:p>
-      <w:pPr>
-        <w:pStyle w:val="Ttulo2"/>
+        <w:t xml:space="preserve">RN03. </w:t>
+      </w:r>
+      <w:bookmarkEnd w:id="43"/>
+      <w:r>
         <w:rPr>
           <w:sz w:val="24"/>
           <w:szCs w:val="24"/>
         </w:rPr>
-      </w:pPr>
-      <w:bookmarkStart w:id="44" w:name="_Toc227178527"/>
+        <w:t>Seguridad de Contraseña</w:t>
+      </w:r>
       <w:r>
         <w:rPr>
           <w:sz w:val="24"/>
           <w:szCs w:val="24"/>
         </w:rPr>
-        <w:t>RN04. Registro Único de Consum</w:t>
-      </w:r>
-      <w:r>
+        <w:t xml:space="preserve"> </w:t>
+      </w:r>
+    </w:p>
+    <w:p>
+      <w:pPr>
+        <w:ind w:left="425"/>
+        <w:rPr>
+          <w:sz w:val="24"/>
+        </w:rPr>
+      </w:pPr>
+      <w:r>
+        <w:rPr>
+          <w:sz w:val="24"/>
+        </w:rPr>
+        <w:t>La nueva contraseña debe cumplir con estándares de seguridad definidos.</w:t>
+      </w:r>
+    </w:p>
+    <w:p>
+      <w:pPr>
+        <w:pStyle w:val="Ttulo2"/>
         <w:rPr>
           <w:sz w:val="24"/>
           <w:szCs w:val="24"/>
         </w:rPr>
-        <w:t>o</w:t>
+      </w:pPr>
+      <w:bookmarkStart w:id="44" w:name="_Toc227178527"/>
+      <w:r>
+        <w:rPr>
+          <w:sz w:val="24"/>
+          <w:szCs w:val="24"/>
+        </w:rPr>
+        <w:t xml:space="preserve">RN04. </w:t>
       </w:r>
       <w:bookmarkEnd w:id="44"/>
+      <w:r>
+        <w:rPr>
+          <w:sz w:val="24"/>
+          <w:szCs w:val="24"/>
+        </w:rPr>
+        <w:t>Unicidad de Token</w:t>
+      </w:r>
     </w:p>
     <w:p>
       <w:pPr>
@@ -6136,7 +6419,13 @@
         <w:rPr>
           <w:sz w:val="24"/>
         </w:rPr>
-        <w:t>Cada consumo debe registrarse una única vez y quedar asociado al empleado, restaurante y convenio correspondiente.</w:t>
+        <w:t>Cada token generado debe ser único y no reutilizable</w:t>
+      </w:r>
+      <w:r>
+        <w:rPr>
+          <w:sz w:val="24"/>
+        </w:rPr>
+        <w:t>.</w:t>
       </w:r>
     </w:p>
     <w:p>
@@ -6149,15 +6438,20 @@
       </w:pPr>
       <w:bookmarkStart w:id="45" w:name="_Toc296587039"/>
       <w:bookmarkStart w:id="46" w:name="_Toc227178528"/>
-      <w:bookmarkEnd w:id="40"/>
+      <w:bookmarkEnd w:id="41"/>
       <w:r>
         <w:t>Requerimientos Especiales</w:t>
       </w:r>
-      <w:bookmarkEnd w:id="37"/>
+      <w:bookmarkEnd w:id="38"/>
       <w:bookmarkEnd w:id="45"/>
       <w:bookmarkEnd w:id="46"/>
     </w:p>
     <w:p>
+      <w:r>
+        <w:t>Estos requerimientos aseguran que el proceso de recuperación sea seguro, eficiente y fácil de usar.</w:t>
+      </w:r>
+    </w:p>
+    <w:p>
       <w:pPr>
         <w:pStyle w:val="Ttulo2"/>
         <w:tabs>
@@ -6181,7 +6475,10 @@
     </w:p>
     <w:p>
       <w:r>
-        <w:t>El sistema debe garantizar autenticación y autorización mediante mecanismos seguros para evitar accesos no autorizados.</w:t>
+        <w:t>El sistema debe garantizar que los tokens sean seguros y las contraseñas estén encriptadas</w:t>
+      </w:r>
+      <w:r>
+        <w:t>.</w:t>
       </w:r>
     </w:p>
     <w:p>
@@ -6202,13 +6499,17 @@
           <w:sz w:val="24"/>
           <w:szCs w:val="24"/>
         </w:rPr>
+        <w:lastRenderedPageBreak/>
         <w:t>RE02. Rendimiento</w:t>
       </w:r>
       <w:bookmarkEnd w:id="48"/>
     </w:p>
     <w:p>
       <w:r>
-        <w:t>La validación del código QR y el registro del consumo deben ejecutarse en un tiempo menor a 2 segundos.</w:t>
+        <w:t>El proceso de recuperación debe ejecutarse en tiempos óptimos</w:t>
+      </w:r>
+      <w:r>
+        <w:t>.</w:t>
       </w:r>
     </w:p>
     <w:p>
@@ -6235,7 +6536,7 @@
     </w:p>
     <w:p>
       <w:r>
-        <w:t>El sistema debe estar disponible para el registro de consumos en horarios operativos sin interrupciones.</w:t>
+        <w:t>El sistema debe permitir la recuperación de contraseña en cualquier momento.</w:t>
       </w:r>
     </w:p>
     <w:p>
@@ -6262,7 +6563,10 @@
     </w:p>
     <w:p>
       <w:r>
-        <w:t>La interfaz debe ser intuitiva y permitir al restaurante realizar el registro del consumo de forma rápida y sencilla.</w:t>
+        <w:t>El proceso debe ser simple y claro para el usuario</w:t>
+      </w:r>
+      <w:r>
+        <w:t>.</w:t>
       </w:r>
     </w:p>
     <w:p>
@@ -6289,7 +6593,10 @@
     </w:p>
     <w:p>
       <w:r>
-        <w:t>El sistema debe garantizar que la información registrada sea consistente y no presente duplicidad en los consumos.</w:t>
+        <w:t>El sistema debe garantizar que la contraseña se actualice correctamente sin inconsistencias</w:t>
+      </w:r>
+      <w:r>
+        <w:t>.</w:t>
       </w:r>
     </w:p>
     <w:p>
@@ -6302,12 +6609,24 @@
       </w:pPr>
       <w:bookmarkStart w:id="52" w:name="_Toc296587041"/>
       <w:bookmarkStart w:id="53" w:name="_Toc227178534"/>
-      <w:r>
-        <w:lastRenderedPageBreak/>
+      <w:proofErr w:type="spellStart"/>
+      <w:r>
         <w:t>Poscondiciones</w:t>
       </w:r>
       <w:bookmarkEnd w:id="52"/>
       <w:bookmarkEnd w:id="53"/>
+      <w:proofErr w:type="spellEnd"/>
+    </w:p>
+    <w:p>
+      <w:bookmarkStart w:id="54" w:name="_Toc296587043"/>
+      <w:r>
+        <w:t>Al finalizar el proceso de recuperación, el sistema asegura que el usuario pueda acceder nuevamente a su cuenta con las nuevas credenciales.</w:t>
+      </w:r>
+    </w:p>
+    <w:p>
+      <w:pPr>
+        <w:ind w:left="720"/>
+      </w:pPr>
     </w:p>
     <w:p>
       <w:pPr>
@@ -6316,9 +6635,8 @@
           <w:numId w:val="13"/>
         </w:numPr>
       </w:pPr>
-      <w:bookmarkStart w:id="54" w:name="_Toc296587043"/>
-      <w:r>
-        <w:t>El consumo queda registrado correctamente en el sistema</w:t>
+      <w:r>
+        <w:t>La contraseña del usuario es actualizada</w:t>
       </w:r>
     </w:p>
     <w:p>
@@ -6329,7 +6647,7 @@
         </w:numPr>
       </w:pPr>
       <w:r>
-        <w:t>La información del consumo se almacena en la base de datos</w:t>
+        <w:t>El usuario puede iniciar sesión con la nueva contraseña</w:t>
       </w:r>
     </w:p>
     <w:p>
@@ -6340,7 +6658,7 @@
         </w:numPr>
       </w:pPr>
       <w:r>
-        <w:t>El consumo queda asociado al empleado, restaurante y convenio</w:t>
+        <w:t>El token utilizado queda invalidado</w:t>
       </w:r>
     </w:p>
     <w:p>
@@ -6351,18 +6669,7 @@
         </w:numPr>
       </w:pPr>
       <w:r>
-        <w:t>Se actualizan los datos para reportes y facturación</w:t>
-      </w:r>
-    </w:p>
-    <w:p>
-      <w:pPr>
-        <w:numPr>
-          <w:ilvl w:val="0"/>
-          <w:numId w:val="13"/>
-        </w:numPr>
-      </w:pPr>
-      <w:r>
-        <w:t>El sistema confirma la finalización del proceso al usuario</w:t>
+        <w:t>La información se guarda correctamente en la base de datos</w:t>
       </w:r>
     </w:p>
     <w:p>
@@ -6380,33 +6687,33 @@
       <w:bookmarkEnd w:id="54"/>
       <w:bookmarkEnd w:id="55"/>
     </w:p>
+    <w:p>
+      <w:r>
+        <w:t>En este apartado se identifican los casos de uso relacionados con el proceso de recuperación de contraseña, los cuales forman parte del flujo de autenticación del sistema.</w:t>
+      </w:r>
+    </w:p>
+    <w:p/>
     <w:tbl>
       <w:tblPr>
+        <w:tblStyle w:val="Tablaconcuadrcula3-nfasis1"/>
         <w:tblW w:w="0" w:type="auto"/>
-        <w:tblInd w:w="1101" w:type="dxa"/>
-        <w:tblBorders>
-          <w:top w:val="single" w:sz="4" w:space="0" w:color="auto"/>
-          <w:left w:val="single" w:sz="4" w:space="0" w:color="auto"/>
-          <w:bottom w:val="single" w:sz="4" w:space="0" w:color="auto"/>
-          <w:right w:val="single" w:sz="4" w:space="0" w:color="auto"/>
-          <w:insideH w:val="single" w:sz="4" w:space="0" w:color="auto"/>
-          <w:insideV w:val="single" w:sz="4" w:space="0" w:color="auto"/>
-        </w:tblBorders>
-        <w:tblLook w:val="01E0" w:firstRow="1" w:lastRow="1" w:firstColumn="1" w:lastColumn="1" w:noHBand="0" w:noVBand="0"/>
+        <w:jc w:val="center"/>
+        <w:tblLook w:val="04A0" w:firstRow="1" w:lastRow="0" w:firstColumn="1" w:lastColumn="0" w:noHBand="0" w:noVBand="1"/>
       </w:tblPr>
       <w:tblGrid>
-        <w:gridCol w:w="3554"/>
-        <w:gridCol w:w="3720"/>
+        <w:gridCol w:w="2263"/>
+        <w:gridCol w:w="1777"/>
       </w:tblGrid>
       <w:tr>
         <w:trPr>
-          <w:trHeight w:val="333"/>
+          <w:cnfStyle w:val="100000000000" w:firstRow="1" w:lastRow="0" w:firstColumn="0" w:lastColumn="0" w:oddVBand="0" w:evenVBand="0" w:oddHBand="0" w:evenHBand="0" w:firstRowFirstColumn="0" w:firstRowLastColumn="0" w:lastRowFirstColumn="0" w:lastRowLastColumn="0"/>
+          <w:jc w:val="center"/>
         </w:trPr>
         <w:tc>
           <w:tcPr>
-            <w:tcW w:w="3554" w:type="dxa"/>
-            <w:shd w:val="clear" w:color="auto" w:fill="B8CCE4"/>
-            <w:vAlign w:val="center"/>
+            <w:cnfStyle w:val="001000000100" w:firstRow="0" w:lastRow="0" w:firstColumn="1" w:lastColumn="0" w:oddVBand="0" w:evenVBand="0" w:oddHBand="0" w:evenHBand="0" w:firstRowFirstColumn="1" w:firstRowLastColumn="0" w:lastRowFirstColumn="0" w:lastRowLastColumn="0"/>
+            <w:tcW w:w="0" w:type="auto"/>
+            <w:hideMark/>
           </w:tcPr>
           <w:p>
             <w:pPr>
@@ -6414,15 +6721,15 @@
               <w:jc w:val="center"/>
               <w:rPr>
                 <w:rFonts w:ascii="Times New Roman" w:hAnsi="Times New Roman"/>
-                <w:b/>
-                <w:bCs/>
+                <w:sz w:val="24"/>
                 <w:lang w:eastAsia="es-EC"/>
               </w:rPr>
             </w:pPr>
             <w:r>
               <w:rPr>
-                <w:b/>
-                <w:bCs/>
+                <w:rFonts w:ascii="Times New Roman" w:hAnsi="Times New Roman"/>
+                <w:sz w:val="24"/>
+                <w:lang w:eastAsia="es-EC"/>
               </w:rPr>
               <w:t>Nombre Caso de uso</w:t>
             </w:r>
@@ -6430,22 +6737,25 @@
         </w:tc>
         <w:tc>
           <w:tcPr>
-            <w:tcW w:w="3720" w:type="dxa"/>
-            <w:shd w:val="clear" w:color="auto" w:fill="B8CCE4"/>
-            <w:vAlign w:val="center"/>
+            <w:tcW w:w="0" w:type="auto"/>
+            <w:hideMark/>
           </w:tcPr>
           <w:p>
             <w:pPr>
+              <w:suppressAutoHyphens w:val="0"/>
               <w:jc w:val="center"/>
-              <w:rPr>
-                <w:b/>
-                <w:bCs/>
+              <w:cnfStyle w:val="100000000000" w:firstRow="1" w:lastRow="0" w:firstColumn="0" w:lastColumn="0" w:oddVBand="0" w:evenVBand="0" w:oddHBand="0" w:evenHBand="0" w:firstRowFirstColumn="0" w:firstRowLastColumn="0" w:lastRowFirstColumn="0" w:lastRowLastColumn="0"/>
+              <w:rPr>
+                <w:rFonts w:ascii="Times New Roman" w:hAnsi="Times New Roman"/>
+                <w:sz w:val="24"/>
+                <w:lang w:eastAsia="es-EC"/>
               </w:rPr>
             </w:pPr>
             <w:r>
               <w:rPr>
-                <w:b/>
-                <w:bCs/>
+                <w:rFonts w:ascii="Times New Roman" w:hAnsi="Times New Roman"/>
+                <w:sz w:val="24"/>
+                <w:lang w:eastAsia="es-EC"/>
               </w:rPr>
               <w:t>Obligatoriedad</w:t>
             </w:r>
@@ -6454,83 +6764,67 @@
       </w:tr>
       <w:tr>
         <w:trPr>
-          <w:trHeight w:val="355"/>
+          <w:cnfStyle w:val="000000100000" w:firstRow="0" w:lastRow="0" w:firstColumn="0" w:lastColumn="0" w:oddVBand="0" w:evenVBand="0" w:oddHBand="1" w:evenHBand="0" w:firstRowFirstColumn="0" w:firstRowLastColumn="0" w:lastRowFirstColumn="0" w:lastRowLastColumn="0"/>
+          <w:jc w:val="center"/>
         </w:trPr>
         <w:tc>
           <w:tcPr>
-            <w:tcW w:w="3554" w:type="dxa"/>
-            <w:vAlign w:val="center"/>
+            <w:cnfStyle w:val="001000000000" w:firstRow="0" w:lastRow="0" w:firstColumn="1" w:lastColumn="0" w:oddVBand="0" w:evenVBand="0" w:oddHBand="0" w:evenHBand="0" w:firstRowFirstColumn="0" w:firstRowLastColumn="0" w:lastRowFirstColumn="0" w:lastRowLastColumn="0"/>
+            <w:tcW w:w="0" w:type="auto"/>
+            <w:hideMark/>
           </w:tcPr>
           <w:p>
             <w:pPr>
+              <w:suppressAutoHyphens w:val="0"/>
               <w:jc w:val="left"/>
+              <w:rPr>
+                <w:rFonts w:ascii="Times New Roman" w:hAnsi="Times New Roman"/>
+                <w:sz w:val="24"/>
+                <w:lang w:eastAsia="es-EC"/>
+              </w:rPr>
             </w:pPr>
+            <w:proofErr w:type="spellStart"/>
             <w:r>
-              <w:t>Registro de usuario</w:t>
+              <w:rPr>
+                <w:rFonts w:ascii="Times New Roman" w:hAnsi="Times New Roman"/>
+                <w:sz w:val="24"/>
+                <w:lang w:eastAsia="es-EC"/>
+              </w:rPr>
+              <w:t>Login</w:t>
+            </w:r>
+            <w:proofErr w:type="spellEnd"/>
+            <w:r>
+              <w:rPr>
+                <w:rFonts w:ascii="Times New Roman" w:hAnsi="Times New Roman"/>
+                <w:sz w:val="24"/>
+                <w:lang w:eastAsia="es-EC"/>
+              </w:rPr>
+              <w:t xml:space="preserve"> de usuario</w:t>
             </w:r>
           </w:p>
         </w:tc>
         <w:tc>
           <w:tcPr>
-            <w:tcW w:w="3720" w:type="dxa"/>
-            <w:vAlign w:val="center"/>
+            <w:tcW w:w="0" w:type="auto"/>
+            <w:hideMark/>
           </w:tcPr>
           <w:p>
+            <w:pPr>
+              <w:suppressAutoHyphens w:val="0"/>
+              <w:jc w:val="left"/>
+              <w:cnfStyle w:val="000000100000" w:firstRow="0" w:lastRow="0" w:firstColumn="0" w:lastColumn="0" w:oddVBand="0" w:evenVBand="0" w:oddHBand="1" w:evenHBand="0" w:firstRowFirstColumn="0" w:firstRowLastColumn="0" w:lastRowFirstColumn="0" w:lastRowLastColumn="0"/>
+              <w:rPr>
+                <w:rFonts w:ascii="Times New Roman" w:hAnsi="Times New Roman"/>
+                <w:sz w:val="24"/>
+                <w:lang w:eastAsia="es-EC"/>
+              </w:rPr>
+            </w:pPr>
             <w:r>
-              <w:t>Opcional</w:t>
-            </w:r>
-          </w:p>
-        </w:tc>
-      </w:tr>
-      <w:tr>
-        <w:trPr>
-          <w:trHeight w:val="355"/>
-        </w:trPr>
-        <w:tc>
-          <w:tcPr>
-            <w:tcW w:w="3554" w:type="dxa"/>
-            <w:vAlign w:val="center"/>
-          </w:tcPr>
-          <w:p>
-            <w:r>
-              <w:t>Registro de empresa</w:t>
-            </w:r>
-          </w:p>
-        </w:tc>
-        <w:tc>
-          <w:tcPr>
-            <w:tcW w:w="3720" w:type="dxa"/>
-            <w:vAlign w:val="center"/>
-          </w:tcPr>
-          <w:p>
-            <w:r>
-              <w:t>Opcional</w:t>
-            </w:r>
-          </w:p>
-        </w:tc>
-      </w:tr>
-      <w:tr>
-        <w:trPr>
-          <w:trHeight w:val="355"/>
-        </w:trPr>
-        <w:tc>
-          <w:tcPr>
-            <w:tcW w:w="3554" w:type="dxa"/>
-            <w:vAlign w:val="center"/>
-          </w:tcPr>
-          <w:p>
-            <w:r>
-              <w:t>Registro de empleados</w:t>
-            </w:r>
-          </w:p>
-        </w:tc>
-        <w:tc>
-          <w:tcPr>
-            <w:tcW w:w="3720" w:type="dxa"/>
-            <w:vAlign w:val="center"/>
-          </w:tcPr>
-          <w:p>
-            <w:r>
+              <w:rPr>
+                <w:rFonts w:ascii="Times New Roman" w:hAnsi="Times New Roman"/>
+                <w:sz w:val="24"/>
+                <w:lang w:eastAsia="es-EC"/>
+              </w:rPr>
               <w:t>Obligatorio</w:t>
             </w:r>
           </w:p>
@@ -6538,26 +6832,56 @@
       </w:tr>
       <w:tr>
         <w:trPr>
-          <w:trHeight w:val="355"/>
+          <w:jc w:val="center"/>
         </w:trPr>
         <w:tc>
           <w:tcPr>
-            <w:tcW w:w="3554" w:type="dxa"/>
-            <w:vAlign w:val="center"/>
+            <w:cnfStyle w:val="001000000000" w:firstRow="0" w:lastRow="0" w:firstColumn="1" w:lastColumn="0" w:oddVBand="0" w:evenVBand="0" w:oddHBand="0" w:evenHBand="0" w:firstRowFirstColumn="0" w:firstRowLastColumn="0" w:lastRowFirstColumn="0" w:lastRowLastColumn="0"/>
+            <w:tcW w:w="0" w:type="auto"/>
+            <w:hideMark/>
           </w:tcPr>
           <w:p>
+            <w:pPr>
+              <w:suppressAutoHyphens w:val="0"/>
+              <w:jc w:val="left"/>
+              <w:rPr>
+                <w:rFonts w:ascii="Times New Roman" w:hAnsi="Times New Roman"/>
+                <w:sz w:val="24"/>
+                <w:lang w:eastAsia="es-EC"/>
+              </w:rPr>
+            </w:pPr>
             <w:r>
-              <w:t>Generación de código QR</w:t>
+              <w:rPr>
+                <w:rFonts w:ascii="Times New Roman" w:hAnsi="Times New Roman"/>
+                <w:sz w:val="24"/>
+                <w:lang w:eastAsia="es-EC"/>
+              </w:rPr>
+              <w:t>Registro de usuario</w:t>
             </w:r>
           </w:p>
         </w:tc>
         <w:tc>
           <w:tcPr>
-            <w:tcW w:w="3720" w:type="dxa"/>
-            <w:vAlign w:val="center"/>
+            <w:tcW w:w="0" w:type="auto"/>
+            <w:hideMark/>
           </w:tcPr>
           <w:p>
+            <w:pPr>
+              <w:suppressAutoHyphens w:val="0"/>
+              <w:jc w:val="left"/>
+              <w:cnfStyle w:val="000000000000" w:firstRow="0" w:lastRow="0" w:firstColumn="0" w:lastColumn="0" w:oddVBand="0" w:evenVBand="0" w:oddHBand="0" w:evenHBand="0" w:firstRowFirstColumn="0" w:firstRowLastColumn="0" w:lastRowFirstColumn="0" w:lastRowLastColumn="0"/>
+              <w:rPr>
+                <w:rFonts w:ascii="Times New Roman" w:hAnsi="Times New Roman"/>
+                <w:sz w:val="24"/>
+                <w:lang w:eastAsia="es-EC"/>
+              </w:rPr>
+            </w:pPr>
             <w:r>
+              <w:rPr>
+                <w:rFonts w:ascii="Times New Roman" w:hAnsi="Times New Roman"/>
+                <w:sz w:val="24"/>
+                <w:lang w:eastAsia="es-EC"/>
+              </w:rPr>
               <w:t>Obligatorio</w:t>
             </w:r>
           </w:p>
@@ -6565,26 +6889,57 @@
       </w:tr>
       <w:tr>
         <w:trPr>
-          <w:trHeight w:val="355"/>
+          <w:cnfStyle w:val="000000100000" w:firstRow="0" w:lastRow="0" w:firstColumn="0" w:lastColumn="0" w:oddVBand="0" w:evenVBand="0" w:oddHBand="1" w:evenHBand="0" w:firstRowFirstColumn="0" w:firstRowLastColumn="0" w:lastRowFirstColumn="0" w:lastRowLastColumn="0"/>
+          <w:jc w:val="center"/>
         </w:trPr>
         <w:tc>
           <w:tcPr>
-            <w:tcW w:w="3554" w:type="dxa"/>
-            <w:vAlign w:val="center"/>
+            <w:cnfStyle w:val="001000000000" w:firstRow="0" w:lastRow="0" w:firstColumn="1" w:lastColumn="0" w:oddVBand="0" w:evenVBand="0" w:oddHBand="0" w:evenHBand="0" w:firstRowFirstColumn="0" w:firstRowLastColumn="0" w:lastRowFirstColumn="0" w:lastRowLastColumn="0"/>
+            <w:tcW w:w="0" w:type="auto"/>
+            <w:hideMark/>
           </w:tcPr>
           <w:p>
+            <w:pPr>
+              <w:suppressAutoHyphens w:val="0"/>
+              <w:jc w:val="left"/>
+              <w:rPr>
+                <w:rFonts w:ascii="Times New Roman" w:hAnsi="Times New Roman"/>
+                <w:sz w:val="24"/>
+                <w:lang w:eastAsia="es-EC"/>
+              </w:rPr>
+            </w:pPr>
             <w:r>
-              <w:t>Registro de restaurante</w:t>
+              <w:rPr>
+                <w:rFonts w:ascii="Times New Roman" w:hAnsi="Times New Roman"/>
+                <w:sz w:val="24"/>
+                <w:lang w:eastAsia="es-EC"/>
+              </w:rPr>
+              <w:t>Validación de token</w:t>
             </w:r>
           </w:p>
         </w:tc>
         <w:tc>
           <w:tcPr>
-            <w:tcW w:w="3720" w:type="dxa"/>
-            <w:vAlign w:val="center"/>
+            <w:tcW w:w="0" w:type="auto"/>
+            <w:hideMark/>
           </w:tcPr>
           <w:p>
+            <w:pPr>
+              <w:suppressAutoHyphens w:val="0"/>
+              <w:jc w:val="left"/>
+              <w:cnfStyle w:val="000000100000" w:firstRow="0" w:lastRow="0" w:firstColumn="0" w:lastColumn="0" w:oddVBand="0" w:evenVBand="0" w:oddHBand="1" w:evenHBand="0" w:firstRowFirstColumn="0" w:firstRowLastColumn="0" w:lastRowFirstColumn="0" w:lastRowLastColumn="0"/>
+              <w:rPr>
+                <w:rFonts w:ascii="Times New Roman" w:hAnsi="Times New Roman"/>
+                <w:sz w:val="24"/>
+                <w:lang w:eastAsia="es-EC"/>
+              </w:rPr>
+            </w:pPr>
             <w:r>
+              <w:rPr>
+                <w:rFonts w:ascii="Times New Roman" w:hAnsi="Times New Roman"/>
+                <w:sz w:val="24"/>
+                <w:lang w:eastAsia="es-EC"/>
+              </w:rPr>
               <w:t>Obligatorio</w:t>
             </w:r>
           </w:p>
@@ -6592,59 +6947,63 @@
       </w:tr>
       <w:tr>
         <w:trPr>
-          <w:trHeight w:val="355"/>
+          <w:jc w:val="center"/>
         </w:trPr>
         <w:tc>
           <w:tcPr>
-            <w:tcW w:w="3554" w:type="dxa"/>
-            <w:vAlign w:val="center"/>
+            <w:cnfStyle w:val="001000000000" w:firstRow="0" w:lastRow="0" w:firstColumn="1" w:lastColumn="0" w:oddVBand="0" w:evenVBand="0" w:oddHBand="0" w:evenHBand="0" w:firstRowFirstColumn="0" w:firstRowLastColumn="0" w:lastRowFirstColumn="0" w:lastRowLastColumn="0"/>
+            <w:tcW w:w="0" w:type="auto"/>
+            <w:hideMark/>
           </w:tcPr>
           <w:p>
+            <w:pPr>
+              <w:suppressAutoHyphens w:val="0"/>
+              <w:jc w:val="left"/>
+              <w:rPr>
+                <w:rFonts w:ascii="Times New Roman" w:hAnsi="Times New Roman"/>
+                <w:sz w:val="24"/>
+                <w:lang w:eastAsia="es-EC"/>
+              </w:rPr>
+            </w:pPr>
             <w:r>
-              <w:t>Configuración de convenio</w:t>
+              <w:rPr>
+                <w:rFonts w:ascii="Times New Roman" w:hAnsi="Times New Roman"/>
+                <w:sz w:val="24"/>
+                <w:lang w:eastAsia="es-EC"/>
+              </w:rPr>
+              <w:t>Gestión de usuarios</w:t>
             </w:r>
           </w:p>
         </w:tc>
         <w:tc>
           <w:tcPr>
-            <w:tcW w:w="3720" w:type="dxa"/>
-            <w:vAlign w:val="center"/>
+            <w:tcW w:w="0" w:type="auto"/>
+            <w:hideMark/>
           </w:tcPr>
           <w:p>
+            <w:pPr>
+              <w:suppressAutoHyphens w:val="0"/>
+              <w:jc w:val="left"/>
+              <w:cnfStyle w:val="000000000000" w:firstRow="0" w:lastRow="0" w:firstColumn="0" w:lastColumn="0" w:oddVBand="0" w:evenVBand="0" w:oddHBand="0" w:evenHBand="0" w:firstRowFirstColumn="0" w:firstRowLastColumn="0" w:lastRowFirstColumn="0" w:lastRowLastColumn="0"/>
+              <w:rPr>
+                <w:rFonts w:ascii="Times New Roman" w:hAnsi="Times New Roman"/>
+                <w:sz w:val="24"/>
+                <w:lang w:eastAsia="es-EC"/>
+              </w:rPr>
+            </w:pPr>
             <w:r>
-              <w:t>Obligatorio</w:t>
-            </w:r>
-          </w:p>
-        </w:tc>
-      </w:tr>
-      <w:tr>
-        <w:trPr>
-          <w:trHeight w:val="355"/>
-        </w:trPr>
-        <w:tc>
-          <w:tcPr>
-            <w:tcW w:w="3554" w:type="dxa"/>
-            <w:vAlign w:val="center"/>
-          </w:tcPr>
-          <w:p>
-            <w:r>
-              <w:t>Consulta de reportes</w:t>
-            </w:r>
-          </w:p>
-        </w:tc>
-        <w:tc>
-          <w:tcPr>
-            <w:tcW w:w="3720" w:type="dxa"/>
-            <w:vAlign w:val="center"/>
-          </w:tcPr>
-          <w:p>
-            <w:r>
+              <w:rPr>
+                <w:rFonts w:ascii="Times New Roman" w:hAnsi="Times New Roman"/>
+                <w:sz w:val="24"/>
+                <w:lang w:eastAsia="es-EC"/>
+              </w:rPr>
               <w:t>Opcional</w:t>
             </w:r>
           </w:p>
         </w:tc>
       </w:tr>
     </w:tbl>
+    <w:p/>
     <w:p>
       <w:pPr>
         <w:pStyle w:val="Ttulo1"/>
@@ -6667,244 +7026,142 @@
     <w:p>
       <w:pPr>
         <w:pStyle w:val="Ttulo2"/>
+        <w:rPr>
+          <w:rFonts w:ascii="Times New Roman" w:hAnsi="Times New Roman"/>
+          <w:szCs w:val="24"/>
+          <w:lang w:eastAsia="es-EC"/>
+        </w:rPr>
+      </w:pPr>
+      <w:bookmarkStart w:id="58" w:name="_Toc296587056"/>
+      <w:bookmarkStart w:id="59" w:name="_Toc227178538"/>
+      <w:r>
+        <w:t>Diagrama de Estados – CU003 Recuperar Contraseña</w:t>
+      </w:r>
+    </w:p>
+    <w:p>
+      <w:pPr>
+        <w:pStyle w:val="NormalWeb"/>
+      </w:pPr>
+      <w:r>
+        <w:t>Durante el proceso, el sistema atraviesa distintos estados hasta completar la recuperación de la cuenta.</w:t>
+      </w:r>
+    </w:p>
+    <w:p>
+      <w:pPr>
+        <w:pStyle w:val="NormalWeb"/>
+      </w:pPr>
+      <w:r>
+        <w:t xml:space="preserve">• </w:t>
+      </w:r>
+      <w:proofErr w:type="spellStart"/>
+      <w:r>
+        <w:t>Solicitud_Iniciada</w:t>
+      </w:r>
+      <w:proofErr w:type="spellEnd"/>
+      <w:r>
+        <w:br/>
+        <w:t xml:space="preserve">• </w:t>
+      </w:r>
+      <w:proofErr w:type="spellStart"/>
+      <w:r>
+        <w:t>Token_Generado</w:t>
+      </w:r>
+      <w:proofErr w:type="spellEnd"/>
+      <w:r>
+        <w:br/>
+        <w:t xml:space="preserve">• </w:t>
+      </w:r>
+      <w:proofErr w:type="spellStart"/>
+      <w:r>
+        <w:t>Token_Validado</w:t>
+      </w:r>
+      <w:proofErr w:type="spellEnd"/>
+      <w:r>
+        <w:br/>
+      </w:r>
+      <w:r>
+        <w:lastRenderedPageBreak/>
+        <w:t xml:space="preserve">• </w:t>
+      </w:r>
+      <w:proofErr w:type="spellStart"/>
+      <w:r>
+        <w:t>Contraseña_Actualizada</w:t>
+      </w:r>
+      <w:proofErr w:type="spellEnd"/>
+      <w:r>
+        <w:br/>
+        <w:t xml:space="preserve">• </w:t>
+      </w:r>
+      <w:proofErr w:type="spellStart"/>
+      <w:r>
+        <w:t>Proceso_Finalizado</w:t>
+      </w:r>
+      <w:proofErr w:type="spellEnd"/>
+      <w:r>
+        <w:br/>
+        <w:t xml:space="preserve">• </w:t>
+      </w:r>
+      <w:proofErr w:type="spellStart"/>
+      <w:r>
+        <w:t>Error_Recuperación</w:t>
+      </w:r>
+      <w:proofErr w:type="spellEnd"/>
+    </w:p>
+    <w:p>
+      <w:pPr>
+        <w:pStyle w:val="Ttulo1"/>
+        <w:tabs>
+          <w:tab w:val="left" w:pos="425"/>
+        </w:tabs>
+        <w:spacing w:before="480"/>
+      </w:pPr>
+      <w:r>
+        <w:t>Anexos</w:t>
+      </w:r>
+      <w:bookmarkStart w:id="60" w:name="_Toc296587057"/>
+      <w:bookmarkEnd w:id="58"/>
+      <w:bookmarkEnd w:id="59"/>
+    </w:p>
+    <w:p>
+      <w:pPr>
+        <w:pStyle w:val="Ttulo2"/>
+        <w:tabs>
+          <w:tab w:val="left" w:pos="425"/>
+        </w:tabs>
+        <w:spacing w:before="200"/>
         <w:rPr>
           <w:i w:val="0"/>
           <w:sz w:val="24"/>
           <w:szCs w:val="24"/>
         </w:rPr>
       </w:pPr>
-      <w:bookmarkStart w:id="58" w:name="_Toc296587053"/>
-      <w:r>
-        <w:rPr>
-          <w:sz w:val="24"/>
-          <w:szCs w:val="24"/>
-        </w:rPr>
-        <w:t xml:space="preserve"> </w:t>
-      </w:r>
-      <w:bookmarkStart w:id="59" w:name="_Toc227178537"/>
-      <w:r>
-        <w:rPr>
-          <w:sz w:val="24"/>
-          <w:szCs w:val="24"/>
-        </w:rPr>
-        <w:t xml:space="preserve">Diagrama de Estados </w:t>
-      </w:r>
-      <w:bookmarkEnd w:id="58"/>
-      <w:r>
-        <w:rPr>
-          <w:sz w:val="24"/>
-          <w:szCs w:val="24"/>
-        </w:rPr>
-        <w:t>–</w:t>
-      </w:r>
-      <w:r>
-        <w:rPr>
-          <w:sz w:val="24"/>
-          <w:szCs w:val="24"/>
-        </w:rPr>
-        <w:t xml:space="preserve"> UC01</w:t>
-      </w:r>
-      <w:r>
-        <w:t xml:space="preserve"> </w:t>
-      </w:r>
+      <w:bookmarkStart w:id="61" w:name="_Toc227178539"/>
       <w:r>
         <w:rPr>
           <w:i w:val="0"/>
           <w:sz w:val="24"/>
           <w:szCs w:val="24"/>
         </w:rPr>
-        <w:t>Registrar Consumo de mediante QR</w:t>
-      </w:r>
-      <w:bookmarkEnd w:id="59"/>
-    </w:p>
-    <w:p>
-      <w:pPr>
-        <w:numPr>
-          <w:ilvl w:val="0"/>
-          <w:numId w:val="14"/>
-        </w:numPr>
-        <w:suppressAutoHyphens w:val="0"/>
-        <w:jc w:val="left"/>
-        <w:rPr>
-          <w:rFonts w:cs="Arial"/>
-          <w:lang w:eastAsia="es-EC"/>
-        </w:rPr>
-      </w:pPr>
-      <w:bookmarkStart w:id="60" w:name="_Toc296587056"/>
-      <w:r>
-        <w:rPr>
-          <w:rFonts w:cs="Arial"/>
-          <w:lang w:eastAsia="es-EC"/>
-        </w:rPr>
-        <w:t xml:space="preserve">QR_Generado </w:t>
-      </w:r>
-    </w:p>
-    <w:p>
-      <w:pPr>
-        <w:numPr>
-          <w:ilvl w:val="0"/>
-          <w:numId w:val="14"/>
-        </w:numPr>
-        <w:suppressAutoHyphens w:val="0"/>
-        <w:jc w:val="left"/>
-        <w:rPr>
-          <w:rFonts w:cs="Arial"/>
-          <w:lang w:eastAsia="es-EC"/>
-        </w:rPr>
-      </w:pPr>
-      <w:r>
-        <w:rPr>
-          <w:rFonts w:cs="Arial"/>
-          <w:lang w:eastAsia="es-EC"/>
-        </w:rPr>
-        <w:t xml:space="preserve">QR_Validado </w:t>
-      </w:r>
-    </w:p>
-    <w:p>
-      <w:pPr>
-        <w:numPr>
-          <w:ilvl w:val="0"/>
-          <w:numId w:val="14"/>
-        </w:numPr>
-        <w:suppressAutoHyphens w:val="0"/>
-        <w:jc w:val="left"/>
-        <w:rPr>
-          <w:rFonts w:cs="Arial"/>
-          <w:lang w:eastAsia="es-EC"/>
-        </w:rPr>
-      </w:pPr>
-      <w:r>
-        <w:rPr>
-          <w:rFonts w:cs="Arial"/>
-          <w:lang w:eastAsia="es-EC"/>
-        </w:rPr>
-        <w:t xml:space="preserve">Convenio_Verificado </w:t>
-      </w:r>
-    </w:p>
-    <w:p>
-      <w:pPr>
-        <w:numPr>
-          <w:ilvl w:val="0"/>
-          <w:numId w:val="14"/>
-        </w:numPr>
-        <w:suppressAutoHyphens w:val="0"/>
-        <w:jc w:val="left"/>
-        <w:rPr>
-          <w:rFonts w:cs="Arial"/>
-          <w:lang w:eastAsia="es-EC"/>
-        </w:rPr>
-      </w:pPr>
-      <w:r>
-        <w:rPr>
-          <w:rFonts w:cs="Arial"/>
-          <w:lang w:eastAsia="es-EC"/>
-        </w:rPr>
-        <w:t xml:space="preserve">Consumo_Calculado </w:t>
-      </w:r>
-    </w:p>
-    <w:p>
-      <w:pPr>
-        <w:numPr>
-          <w:ilvl w:val="0"/>
-          <w:numId w:val="14"/>
-        </w:numPr>
-        <w:suppressAutoHyphens w:val="0"/>
-        <w:jc w:val="left"/>
-        <w:rPr>
-          <w:rFonts w:cs="Arial"/>
-          <w:lang w:eastAsia="es-EC"/>
-        </w:rPr>
-      </w:pPr>
-      <w:r>
-        <w:rPr>
-          <w:rFonts w:cs="Arial"/>
-          <w:lang w:eastAsia="es-EC"/>
-        </w:rPr>
-        <w:t xml:space="preserve">Consumo_Registrado </w:t>
-      </w:r>
-    </w:p>
-    <w:p>
-      <w:pPr>
-        <w:numPr>
-          <w:ilvl w:val="0"/>
-          <w:numId w:val="14"/>
-        </w:numPr>
-        <w:rPr>
-          <w:rFonts w:cs="Arial"/>
-          <w:sz w:val="16"/>
-        </w:rPr>
-      </w:pPr>
-      <w:r>
-        <w:rPr>
-          <w:rFonts w:cs="Arial"/>
-          <w:lang w:eastAsia="es-EC"/>
-        </w:rPr>
-        <w:t>Consumo_Rechazado</w:t>
-      </w:r>
-    </w:p>
-    <w:p>
-      <w:pPr>
-        <w:pStyle w:val="Ttulo1"/>
-        <w:tabs>
-          <w:tab w:val="left" w:pos="425"/>
-        </w:tabs>
-        <w:spacing w:before="480"/>
-      </w:pPr>
-      <w:bookmarkStart w:id="61" w:name="_Toc227178538"/>
-      <w:r>
-        <w:t>Anexos</w:t>
-      </w:r>
-      <w:bookmarkEnd w:id="60"/>
-      <w:bookmarkEnd w:id="61"/>
-    </w:p>
-    <w:p>
-      <w:bookmarkStart w:id="62" w:name="_Toc296587057"/>
-    </w:p>
-    <w:p/>
-    <w:p/>
-    <w:p>
-      <w:pPr>
-        <w:pStyle w:val="Ttulo2"/>
-        <w:numPr>
-          <w:ilvl w:val="0"/>
-          <w:numId w:val="0"/>
-        </w:numPr>
-        <w:tabs>
-          <w:tab w:val="left" w:pos="425"/>
-        </w:tabs>
-        <w:spacing w:before="200"/>
-        <w:ind w:left="425"/>
+        <w:t xml:space="preserve">Anexo 01. &lt; </w:t>
+      </w:r>
+      <w:r>
         <w:rPr>
           <w:i w:val="0"/>
           <w:sz w:val="24"/>
           <w:szCs w:val="24"/>
         </w:rPr>
-      </w:pPr>
-    </w:p>
-    <w:p>
-      <w:pPr>
-        <w:pStyle w:val="Ttulo2"/>
-        <w:tabs>
-          <w:tab w:val="left" w:pos="425"/>
-        </w:tabs>
-        <w:spacing w:before="200"/>
+        <w:t>Diagrama de Estados</w:t>
+      </w:r>
+      <w:r>
         <w:rPr>
           <w:i w:val="0"/>
           <w:sz w:val="24"/>
           <w:szCs w:val="24"/>
         </w:rPr>
-      </w:pPr>
-      <w:bookmarkStart w:id="63" w:name="_Toc227178539"/>
-      <w:r>
-        <w:rPr>
-          <w:i w:val="0"/>
-          <w:sz w:val="24"/>
-          <w:szCs w:val="24"/>
-        </w:rPr>
-        <w:t>Anexo 01. &lt; Anexo uno &gt;</w:t>
-      </w:r>
-      <w:bookmarkEnd w:id="62"/>
-      <w:bookmarkEnd w:id="63"/>
+        <w:t xml:space="preserve"> &gt;</w:t>
+      </w:r>
+      <w:bookmarkEnd w:id="60"/>
+      <w:bookmarkEnd w:id="61"/>
     </w:p>
     <w:p>
       <w:pPr>
@@ -6929,10 +7186,213 @@
           <w:lang w:val="es-ES_tradnl"/>
         </w:rPr>
       </w:pPr>
+      <w:r>
+        <w:rPr>
+          <w:b/>
+          <w:bCs/>
+          <w:sz w:val="36"/>
+        </w:rPr>
+        <w:drawing>
+          <wp:inline distT="0" distB="0" distL="0" distR="0" wp14:anchorId="439D3506" wp14:editId="0C99E9E8">
+            <wp:extent cx="4112739" cy="6347637"/>
+            <wp:effectExtent l="0" t="0" r="2540" b="0"/>
+            <wp:docPr id="1026" name="Picture 2">
+              <a:extLst xmlns:a="http://schemas.openxmlformats.org/drawingml/2006/main">
+                <a:ext uri="{FF2B5EF4-FFF2-40B4-BE49-F238E27FC236}">
+                  <a16:creationId xmlns:a16="http://schemas.microsoft.com/office/drawing/2014/main" id="{E7184803-4A5B-4BCB-BB53-BF8103FFFEE1}"/>
+                </a:ext>
+              </a:extLst>
+            </wp:docPr>
+            <wp:cNvGraphicFramePr>
+              <a:graphicFrameLocks xmlns:a="http://schemas.openxmlformats.org/drawingml/2006/main" noChangeAspect="1"/>
+            </wp:cNvGraphicFramePr>
+            <a:graphic xmlns:a="http://schemas.openxmlformats.org/drawingml/2006/main">
+              <a:graphicData uri="http://schemas.openxmlformats.org/drawingml/2006/picture">
+                <pic:pic xmlns:pic="http://schemas.openxmlformats.org/drawingml/2006/picture">
+                  <pic:nvPicPr>
+                    <pic:cNvPr id="1026" name="Picture 2">
+                      <a:extLst>
+                        <a:ext uri="{FF2B5EF4-FFF2-40B4-BE49-F238E27FC236}">
+                          <a16:creationId xmlns:a16="http://schemas.microsoft.com/office/drawing/2014/main" id="{E7184803-4A5B-4BCB-BB53-BF8103FFFEE1}"/>
+                        </a:ext>
+                      </a:extLst>
+                    </pic:cNvPr>
+                    <pic:cNvPicPr>
+                      <a:picLocks noChangeAspect="1" noChangeArrowheads="1"/>
+                    </pic:cNvPicPr>
+                  </pic:nvPicPr>
+                  <pic:blipFill>
+                    <a:blip r:embed="rId10">
+                      <a:extLst>
+                        <a:ext uri="{28A0092B-C50C-407E-A947-70E740481C1C}">
+                          <a14:useLocalDpi xmlns:a14="http://schemas.microsoft.com/office/drawing/2010/main" val="0"/>
+                        </a:ext>
+                      </a:extLst>
+                    </a:blip>
+                    <a:srcRect/>
+                    <a:stretch>
+                      <a:fillRect/>
+                    </a:stretch>
+                  </pic:blipFill>
+                  <pic:spPr bwMode="auto">
+                    <a:xfrm>
+                      <a:off x="0" y="0"/>
+                      <a:ext cx="4125220" cy="6366901"/>
+                    </a:xfrm>
+                    <a:prstGeom prst="rect">
+                      <a:avLst/>
+                    </a:prstGeom>
+                    <a:noFill/>
+                  </pic:spPr>
+                </pic:pic>
+              </a:graphicData>
+            </a:graphic>
+          </wp:inline>
+        </w:drawing>
+      </w:r>
+    </w:p>
+    <w:p>
+      <w:pPr>
+        <w:pStyle w:val="Ttulo2"/>
+        <w:tabs>
+          <w:tab w:val="left" w:pos="425"/>
+        </w:tabs>
+        <w:spacing w:before="200"/>
+        <w:rPr>
+          <w:i w:val="0"/>
+          <w:sz w:val="24"/>
+          <w:szCs w:val="24"/>
+        </w:rPr>
+      </w:pPr>
+      <w:r>
+        <w:rPr>
+          <w:i w:val="0"/>
+          <w:sz w:val="24"/>
+          <w:szCs w:val="24"/>
+        </w:rPr>
+        <w:lastRenderedPageBreak/>
+        <w:t>Anexo 0</w:t>
+      </w:r>
+      <w:r>
+        <w:rPr>
+          <w:i w:val="0"/>
+          <w:sz w:val="24"/>
+          <w:szCs w:val="24"/>
+        </w:rPr>
+        <w:t>2</w:t>
+      </w:r>
+      <w:r>
+        <w:rPr>
+          <w:i w:val="0"/>
+          <w:sz w:val="24"/>
+          <w:szCs w:val="24"/>
+        </w:rPr>
+        <w:t xml:space="preserve">. &lt; </w:t>
+      </w:r>
+      <w:r>
+        <w:rPr>
+          <w:i w:val="0"/>
+          <w:sz w:val="24"/>
+          <w:szCs w:val="24"/>
+        </w:rPr>
+        <w:t xml:space="preserve">Diagrama de </w:t>
+      </w:r>
+      <w:r>
+        <w:rPr>
+          <w:i w:val="0"/>
+          <w:sz w:val="24"/>
+          <w:szCs w:val="24"/>
+        </w:rPr>
+        <w:t>Actividades</w:t>
+      </w:r>
+      <w:r>
+        <w:rPr>
+          <w:i w:val="0"/>
+          <w:sz w:val="24"/>
+          <w:szCs w:val="24"/>
+        </w:rPr>
+        <w:t xml:space="preserve"> &gt;</w:t>
+      </w:r>
+    </w:p>
+    <w:p>
+      <w:pPr>
+        <w:spacing w:before="100"/>
+        <w:jc w:val="center"/>
+        <w:rPr>
+          <w:b/>
+          <w:bCs/>
+          <w:sz w:val="36"/>
+          <w:lang w:val="es-ES_tradnl"/>
+        </w:rPr>
+      </w:pPr>
+      <w:r>
+        <w:rPr>
+          <w:b/>
+          <w:bCs/>
+          <w:sz w:val="36"/>
+        </w:rPr>
+        <w:drawing>
+          <wp:inline distT="0" distB="0" distL="0" distR="0" wp14:anchorId="7A350BDA" wp14:editId="36C02BC7">
+            <wp:extent cx="6104242" cy="3561907"/>
+            <wp:effectExtent l="0" t="0" r="0" b="635"/>
+            <wp:docPr id="2" name="Picture 2">
+              <a:extLst xmlns:a="http://schemas.openxmlformats.org/drawingml/2006/main">
+                <a:ext uri="{FF2B5EF4-FFF2-40B4-BE49-F238E27FC236}">
+                  <a16:creationId xmlns:a16="http://schemas.microsoft.com/office/drawing/2014/main" id="{322481DE-E9A8-4782-9C6B-7B734C15A459}"/>
+                </a:ext>
+              </a:extLst>
+            </wp:docPr>
+            <wp:cNvGraphicFramePr>
+              <a:graphicFrameLocks xmlns:a="http://schemas.openxmlformats.org/drawingml/2006/main" noChangeAspect="1"/>
+            </wp:cNvGraphicFramePr>
+            <a:graphic xmlns:a="http://schemas.openxmlformats.org/drawingml/2006/main">
+              <a:graphicData uri="http://schemas.openxmlformats.org/drawingml/2006/picture">
+                <pic:pic xmlns:pic="http://schemas.openxmlformats.org/drawingml/2006/picture">
+                  <pic:nvPicPr>
+                    <pic:cNvPr id="1026" name="Picture 2">
+                      <a:extLst>
+                        <a:ext uri="{FF2B5EF4-FFF2-40B4-BE49-F238E27FC236}">
+                          <a16:creationId xmlns:a16="http://schemas.microsoft.com/office/drawing/2014/main" id="{322481DE-E9A8-4782-9C6B-7B734C15A459}"/>
+                        </a:ext>
+                      </a:extLst>
+                    </pic:cNvPr>
+                    <pic:cNvPicPr>
+                      <a:picLocks noChangeAspect="1" noChangeArrowheads="1"/>
+                    </pic:cNvPicPr>
+                  </pic:nvPicPr>
+                  <pic:blipFill>
+                    <a:blip r:embed="rId11" cstate="print">
+                      <a:extLst>
+                        <a:ext uri="{28A0092B-C50C-407E-A947-70E740481C1C}">
+                          <a14:useLocalDpi xmlns:a14="http://schemas.microsoft.com/office/drawing/2010/main" val="0"/>
+                        </a:ext>
+                      </a:extLst>
+                    </a:blip>
+                    <a:srcRect/>
+                    <a:stretch>
+                      <a:fillRect/>
+                    </a:stretch>
+                  </pic:blipFill>
+                  <pic:spPr bwMode="auto">
+                    <a:xfrm>
+                      <a:off x="0" y="0"/>
+                      <a:ext cx="6109077" cy="3564729"/>
+                    </a:xfrm>
+                    <a:prstGeom prst="rect">
+                      <a:avLst/>
+                    </a:prstGeom>
+                    <a:noFill/>
+                  </pic:spPr>
+                </pic:pic>
+              </a:graphicData>
+            </a:graphic>
+          </wp:inline>
+        </w:drawing>
+      </w:r>
     </w:p>
     <w:sectPr>
-      <w:headerReference w:type="default" r:id="rId10"/>
-      <w:footerReference w:type="default" r:id="rId11"/>
+      <w:headerReference w:type="default" r:id="rId12"/>
+      <w:footerReference w:type="default" r:id="rId13"/>
       <w:footnotePr>
         <w:pos w:val="beneathText"/>
       </w:footnotePr>
@@ -7449,6 +7909,7 @@
     <w:lvl w:ilvl="3">
       <w:start w:val="1"/>
       <w:numFmt w:val="decimal"/>
+      <w:pStyle w:val="Ttulo4"/>
       <w:lvlText w:val="%1.%2.%3.%4"/>
       <w:lvlJc w:val="left"/>
       <w:pPr>
@@ -7461,6 +7922,7 @@
     <w:lvl w:ilvl="4">
       <w:start w:val="1"/>
       <w:numFmt w:val="decimal"/>
+      <w:pStyle w:val="Ttulo5"/>
       <w:lvlText w:val="%1.%2.%3.%4.%5"/>
       <w:lvlJc w:val="left"/>
       <w:pPr>
@@ -7476,6 +7938,7 @@
     <w:lvl w:ilvl="5">
       <w:start w:val="1"/>
       <w:numFmt w:val="decimal"/>
+      <w:pStyle w:val="Ttulo6"/>
       <w:lvlText w:val="%1.%2.%3.%4.%5.%6"/>
       <w:lvlJc w:val="left"/>
       <w:pPr>
@@ -7488,6 +7951,7 @@
     <w:lvl w:ilvl="6">
       <w:start w:val="1"/>
       <w:numFmt w:val="decimal"/>
+      <w:pStyle w:val="Ttulo7"/>
       <w:lvlText w:val="%1.%2.%3.%4.%5.%6.%7"/>
       <w:lvlJc w:val="left"/>
       <w:pPr>
@@ -7500,6 +7964,7 @@
     <w:lvl w:ilvl="7">
       <w:start w:val="1"/>
       <w:numFmt w:val="decimal"/>
+      <w:pStyle w:val="Ttulo8"/>
       <w:lvlText w:val="%1.%2.%3.%4.%5.%6.%7.%8"/>
       <w:lvlJc w:val="left"/>
       <w:pPr>
@@ -7512,6 +7977,7 @@
     <w:lvl w:ilvl="8">
       <w:start w:val="1"/>
       <w:numFmt w:val="decimal"/>
+      <w:pStyle w:val="Ttulo9"/>
       <w:lvlText w:val="%1.%2.%3.%4.%5.%6.%7.%8.%9"/>
       <w:lvlJc w:val="left"/>
       <w:pPr>
@@ -8319,6 +8785,7 @@
     <w:lvl w:ilvl="0">
       <w:start w:val="1"/>
       <w:numFmt w:val="decimal"/>
+      <w:pStyle w:val="ISOBULLET"/>
       <w:lvlText w:val="%1."/>
       <w:lvlJc w:val="left"/>
       <w:pPr>
@@ -11145,6 +11612,51 @@
     <w:lsdException w:name="Hyperlink" w:uiPriority="99"/>
     <w:lsdException w:name="Strong" w:uiPriority="22" w:qFormat="1"/>
     <w:lsdException w:name="Emphasis" w:qFormat="1"/>
+    <w:lsdException w:name="Normal (Web)" w:uiPriority="99"/>
+    <w:lsdException w:name="Normal Table" w:semiHidden="1" w:unhideWhenUsed="1"/>
+    <w:lsdException w:name="Table Simple 1" w:semiHidden="1" w:unhideWhenUsed="1"/>
+    <w:lsdException w:name="Table Simple 2" w:semiHidden="1" w:unhideWhenUsed="1"/>
+    <w:lsdException w:name="Table Simple 3" w:semiHidden="1" w:unhideWhenUsed="1"/>
+    <w:lsdException w:name="Table Classic 1" w:semiHidden="1" w:unhideWhenUsed="1"/>
+    <w:lsdException w:name="Table Classic 2" w:semiHidden="1" w:unhideWhenUsed="1"/>
+    <w:lsdException w:name="Table Classic 3" w:semiHidden="1" w:unhideWhenUsed="1"/>
+    <w:lsdException w:name="Table Classic 4" w:semiHidden="1" w:unhideWhenUsed="1"/>
+    <w:lsdException w:name="Table Colorful 1" w:semiHidden="1" w:unhideWhenUsed="1"/>
+    <w:lsdException w:name="Table Colorful 2" w:semiHidden="1" w:unhideWhenUsed="1"/>
+    <w:lsdException w:name="Table Colorful 3" w:semiHidden="1" w:unhideWhenUsed="1"/>
+    <w:lsdException w:name="Table Columns 1" w:semiHidden="1" w:unhideWhenUsed="1"/>
+    <w:lsdException w:name="Table Columns 2" w:semiHidden="1" w:unhideWhenUsed="1"/>
+    <w:lsdException w:name="Table Columns 3" w:semiHidden="1" w:unhideWhenUsed="1"/>
+    <w:lsdException w:name="Table Columns 4" w:semiHidden="1" w:unhideWhenUsed="1"/>
+    <w:lsdException w:name="Table Columns 5" w:semiHidden="1" w:unhideWhenUsed="1"/>
+    <w:lsdException w:name="Table Grid 1" w:semiHidden="1" w:unhideWhenUsed="1"/>
+    <w:lsdException w:name="Table Grid 2" w:semiHidden="1" w:unhideWhenUsed="1"/>
+    <w:lsdException w:name="Table Grid 3" w:semiHidden="1" w:unhideWhenUsed="1"/>
+    <w:lsdException w:name="Table Grid 4" w:semiHidden="1" w:unhideWhenUsed="1"/>
+    <w:lsdException w:name="Table Grid 5" w:semiHidden="1" w:unhideWhenUsed="1"/>
+    <w:lsdException w:name="Table Grid 6" w:semiHidden="1" w:unhideWhenUsed="1"/>
+    <w:lsdException w:name="Table Grid 7" w:semiHidden="1" w:unhideWhenUsed="1"/>
+    <w:lsdException w:name="Table Grid 8" w:semiHidden="1" w:unhideWhenUsed="1"/>
+    <w:lsdException w:name="Table List 1" w:semiHidden="1" w:unhideWhenUsed="1"/>
+    <w:lsdException w:name="Table List 2" w:semiHidden="1" w:unhideWhenUsed="1"/>
+    <w:lsdException w:name="Table List 3" w:semiHidden="1" w:unhideWhenUsed="1"/>
+    <w:lsdException w:name="Table List 4" w:semiHidden="1" w:unhideWhenUsed="1"/>
+    <w:lsdException w:name="Table List 5" w:semiHidden="1" w:unhideWhenUsed="1"/>
+    <w:lsdException w:name="Table List 6" w:semiHidden="1" w:unhideWhenUsed="1"/>
+    <w:lsdException w:name="Table List 7" w:semiHidden="1" w:unhideWhenUsed="1"/>
+    <w:lsdException w:name="Table List 8" w:semiHidden="1" w:unhideWhenUsed="1"/>
+    <w:lsdException w:name="Table 3D effects 1" w:semiHidden="1" w:unhideWhenUsed="1"/>
+    <w:lsdException w:name="Table 3D effects 2" w:semiHidden="1" w:unhideWhenUsed="1"/>
+    <w:lsdException w:name="Table 3D effects 3" w:semiHidden="1" w:unhideWhenUsed="1"/>
+    <w:lsdException w:name="Table Contemporary" w:semiHidden="1" w:unhideWhenUsed="1"/>
+    <w:lsdException w:name="Table Elegant" w:semiHidden="1" w:unhideWhenUsed="1"/>
+    <w:lsdException w:name="Table Professional" w:semiHidden="1" w:unhideWhenUsed="1"/>
+    <w:lsdException w:name="Table Subtle 1" w:semiHidden="1" w:unhideWhenUsed="1"/>
+    <w:lsdException w:name="Table Subtle 2" w:semiHidden="1" w:unhideWhenUsed="1"/>
+    <w:lsdException w:name="Table Web 1" w:semiHidden="1" w:unhideWhenUsed="1"/>
+    <w:lsdException w:name="Table Web 2" w:semiHidden="1" w:unhideWhenUsed="1"/>
+    <w:lsdException w:name="Table Web 3" w:semiHidden="1" w:unhideWhenUsed="1"/>
+    <w:lsdException w:name="Table Theme" w:semiHidden="1" w:unhideWhenUsed="1"/>
     <w:lsdException w:name="Placeholder Text" w:semiHidden="1" w:uiPriority="99"/>
     <w:lsdException w:name="No Spacing" w:uiPriority="1" w:qFormat="1"/>
     <w:lsdException w:name="Light Shading" w:uiPriority="60"/>
@@ -11573,11 +12085,14 @@
   </w:style>
   <w:style w:type="character" w:default="1" w:styleId="Fuentedeprrafopredeter">
     <w:name w:val="Default Paragraph Font"/>
-    <w:semiHidden/>
+    <w:uiPriority w:val="1"/>
+    <w:unhideWhenUsed/>
   </w:style>
   <w:style w:type="table" w:default="1" w:styleId="Tablanormal">
     <w:name w:val="Normal Table"/>
+    <w:uiPriority w:val="99"/>
     <w:semiHidden/>
+    <w:unhideWhenUsed/>
     <w:tblPr>
       <w:tblInd w:w="0" w:type="dxa"/>
       <w:tblCellMar>
@@ -11590,7 +12105,9 @@
   </w:style>
   <w:style w:type="numbering" w:default="1" w:styleId="Sinlista">
     <w:name w:val="No List"/>
+    <w:uiPriority w:val="99"/>
     <w:semiHidden/>
+    <w:unhideWhenUsed/>
   </w:style>
   <w:style w:type="character" w:customStyle="1" w:styleId="WW8Num5z0">
     <w:name w:val="WW8Num5z0"/>
@@ -12246,8 +12763,8 @@
       <w:szCs w:val="20"/>
     </w:rPr>
   </w:style>
-  <w:style w:type="paragraph" w:customStyle="1" w:styleId="Caption">
-    <w:name w:val="Caption"/>
+  <w:style w:type="paragraph" w:customStyle="1" w:styleId="Descripcin1">
+    <w:name w:val="Descripción1"/>
     <w:basedOn w:val="Normal"/>
     <w:pPr>
       <w:suppressLineNumbers/>
@@ -12425,7 +12942,7 @@
     <w:basedOn w:val="Fuentedeprrafopredeter"/>
     <w:rsid w:val="00216F75"/>
   </w:style>
-  <w:style w:type="paragraph" w:styleId="Epgrafe">
+  <w:style w:type="paragraph" w:customStyle="1" w:styleId="Epgrafe">
     <w:name w:val="Epígrafe"/>
     <w:basedOn w:val="Normal"/>
     <w:next w:val="Normal"/>
@@ -12440,6 +12957,7 @@
   <w:style w:type="paragraph" w:styleId="NormalWeb">
     <w:name w:val="Normal (Web)"/>
     <w:basedOn w:val="Normal"/>
+    <w:uiPriority w:val="99"/>
     <w:rsid w:val="00D34CAC"/>
     <w:pPr>
       <w:suppressAutoHyphens w:val="0"/>
@@ -12531,6 +13049,212 @@
       <w:b/>
       <w:bCs/>
     </w:rPr>
+  </w:style>
+  <w:style w:type="table" w:styleId="Tablaconcuadrcula4-nfasis5">
+    <w:name w:val="Grid Table 4 Accent 5"/>
+    <w:basedOn w:val="Tablanormal"/>
+    <w:uiPriority w:val="49"/>
+    <w:rsid w:val="00F04B5D"/>
+    <w:tblPr>
+      <w:tblStyleRowBandSize w:val="1"/>
+      <w:tblStyleColBandSize w:val="1"/>
+      <w:tblBorders>
+        <w:top w:val="single" w:sz="4" w:space="0" w:color="9CC2E5" w:themeColor="accent5" w:themeTint="99"/>
+        <w:left w:val="single" w:sz="4" w:space="0" w:color="9CC2E5" w:themeColor="accent5" w:themeTint="99"/>
+        <w:bottom w:val="single" w:sz="4" w:space="0" w:color="9CC2E5" w:themeColor="accent5" w:themeTint="99"/>
+        <w:right w:val="single" w:sz="4" w:space="0" w:color="9CC2E5" w:themeColor="accent5" w:themeTint="99"/>
+        <w:insideH w:val="single" w:sz="4" w:space="0" w:color="9CC2E5" w:themeColor="accent5" w:themeTint="99"/>
+        <w:insideV w:val="single" w:sz="4" w:space="0" w:color="9CC2E5" w:themeColor="accent5" w:themeTint="99"/>
+      </w:tblBorders>
+    </w:tblPr>
+    <w:tblStylePr w:type="firstRow">
+      <w:rPr>
+        <w:b/>
+        <w:bCs/>
+        <w:color w:val="FFFFFF" w:themeColor="background1"/>
+      </w:rPr>
+      <w:tblPr/>
+      <w:tcPr>
+        <w:tcBorders>
+          <w:top w:val="single" w:sz="4" w:space="0" w:color="5B9BD5" w:themeColor="accent5"/>
+          <w:left w:val="single" w:sz="4" w:space="0" w:color="5B9BD5" w:themeColor="accent5"/>
+          <w:bottom w:val="single" w:sz="4" w:space="0" w:color="5B9BD5" w:themeColor="accent5"/>
+          <w:right w:val="single" w:sz="4" w:space="0" w:color="5B9BD5" w:themeColor="accent5"/>
+          <w:insideH w:val="nil"/>
+          <w:insideV w:val="nil"/>
+        </w:tcBorders>
+        <w:shd w:val="clear" w:color="auto" w:fill="5B9BD5" w:themeFill="accent5"/>
+      </w:tcPr>
+    </w:tblStylePr>
+    <w:tblStylePr w:type="lastRow">
+      <w:rPr>
+        <w:b/>
+        <w:bCs/>
+      </w:rPr>
+      <w:tblPr/>
+      <w:tcPr>
+        <w:tcBorders>
+          <w:top w:val="double" w:sz="4" w:space="0" w:color="5B9BD5" w:themeColor="accent5"/>
+        </w:tcBorders>
+      </w:tcPr>
+    </w:tblStylePr>
+    <w:tblStylePr w:type="firstCol">
+      <w:rPr>
+        <w:b/>
+        <w:bCs/>
+      </w:rPr>
+    </w:tblStylePr>
+    <w:tblStylePr w:type="lastCol">
+      <w:rPr>
+        <w:b/>
+        <w:bCs/>
+      </w:rPr>
+    </w:tblStylePr>
+    <w:tblStylePr w:type="band1Vert">
+      <w:tblPr/>
+      <w:tcPr>
+        <w:shd w:val="clear" w:color="auto" w:fill="DEEAF6" w:themeFill="accent5" w:themeFillTint="33"/>
+      </w:tcPr>
+    </w:tblStylePr>
+    <w:tblStylePr w:type="band1Horz">
+      <w:tblPr/>
+      <w:tcPr>
+        <w:shd w:val="clear" w:color="auto" w:fill="DEEAF6" w:themeFill="accent5" w:themeFillTint="33"/>
+      </w:tcPr>
+    </w:tblStylePr>
+  </w:style>
+  <w:style w:type="table" w:styleId="Tablaconcuadrcula3-nfasis1">
+    <w:name w:val="Grid Table 3 Accent 1"/>
+    <w:basedOn w:val="Tablanormal"/>
+    <w:uiPriority w:val="48"/>
+    <w:rsid w:val="00F04B5D"/>
+    <w:tblPr>
+      <w:tblStyleRowBandSize w:val="1"/>
+      <w:tblStyleColBandSize w:val="1"/>
+      <w:tblBorders>
+        <w:top w:val="single" w:sz="4" w:space="0" w:color="8EAADB" w:themeColor="accent1" w:themeTint="99"/>
+        <w:left w:val="single" w:sz="4" w:space="0" w:color="8EAADB" w:themeColor="accent1" w:themeTint="99"/>
+        <w:bottom w:val="single" w:sz="4" w:space="0" w:color="8EAADB" w:themeColor="accent1" w:themeTint="99"/>
+        <w:right w:val="single" w:sz="4" w:space="0" w:color="8EAADB" w:themeColor="accent1" w:themeTint="99"/>
+        <w:insideH w:val="single" w:sz="4" w:space="0" w:color="8EAADB" w:themeColor="accent1" w:themeTint="99"/>
+        <w:insideV w:val="single" w:sz="4" w:space="0" w:color="8EAADB" w:themeColor="accent1" w:themeTint="99"/>
+      </w:tblBorders>
+    </w:tblPr>
+    <w:tblStylePr w:type="firstRow">
+      <w:rPr>
+        <w:b/>
+        <w:bCs/>
+      </w:rPr>
+      <w:tblPr/>
+      <w:tcPr>
+        <w:tcBorders>
+          <w:top w:val="nil"/>
+          <w:left w:val="nil"/>
+          <w:right w:val="nil"/>
+          <w:insideH w:val="nil"/>
+          <w:insideV w:val="nil"/>
+        </w:tcBorders>
+        <w:shd w:val="clear" w:color="auto" w:fill="FFFFFF" w:themeFill="background1"/>
+      </w:tcPr>
+    </w:tblStylePr>
+    <w:tblStylePr w:type="lastRow">
+      <w:rPr>
+        <w:b/>
+        <w:bCs/>
+      </w:rPr>
+      <w:tblPr/>
+      <w:tcPr>
+        <w:tcBorders>
+          <w:left w:val="nil"/>
+          <w:bottom w:val="nil"/>
+          <w:right w:val="nil"/>
+          <w:insideH w:val="nil"/>
+          <w:insideV w:val="nil"/>
+        </w:tcBorders>
+        <w:shd w:val="clear" w:color="auto" w:fill="FFFFFF" w:themeFill="background1"/>
+      </w:tcPr>
+    </w:tblStylePr>
+    <w:tblStylePr w:type="firstCol">
+      <w:pPr>
+        <w:jc w:val="right"/>
+      </w:pPr>
+      <w:rPr>
+        <w:i/>
+        <w:iCs/>
+      </w:rPr>
+      <w:tblPr/>
+      <w:tcPr>
+        <w:tcBorders>
+          <w:top w:val="nil"/>
+          <w:left w:val="nil"/>
+          <w:bottom w:val="nil"/>
+          <w:insideH w:val="nil"/>
+          <w:insideV w:val="nil"/>
+        </w:tcBorders>
+        <w:shd w:val="clear" w:color="auto" w:fill="FFFFFF" w:themeFill="background1"/>
+      </w:tcPr>
+    </w:tblStylePr>
+    <w:tblStylePr w:type="lastCol">
+      <w:rPr>
+        <w:i/>
+        <w:iCs/>
+      </w:rPr>
+      <w:tblPr/>
+      <w:tcPr>
+        <w:tcBorders>
+          <w:top w:val="nil"/>
+          <w:bottom w:val="nil"/>
+          <w:right w:val="nil"/>
+          <w:insideH w:val="nil"/>
+          <w:insideV w:val="nil"/>
+        </w:tcBorders>
+        <w:shd w:val="clear" w:color="auto" w:fill="FFFFFF" w:themeFill="background1"/>
+      </w:tcPr>
+    </w:tblStylePr>
+    <w:tblStylePr w:type="band1Vert">
+      <w:tblPr/>
+      <w:tcPr>
+        <w:shd w:val="clear" w:color="auto" w:fill="D9E2F3" w:themeFill="accent1" w:themeFillTint="33"/>
+      </w:tcPr>
+    </w:tblStylePr>
+    <w:tblStylePr w:type="band1Horz">
+      <w:tblPr/>
+      <w:tcPr>
+        <w:shd w:val="clear" w:color="auto" w:fill="D9E2F3" w:themeFill="accent1" w:themeFillTint="33"/>
+      </w:tcPr>
+    </w:tblStylePr>
+    <w:tblStylePr w:type="neCell">
+      <w:tblPr/>
+      <w:tcPr>
+        <w:tcBorders>
+          <w:bottom w:val="single" w:sz="4" w:space="0" w:color="8EAADB" w:themeColor="accent1" w:themeTint="99"/>
+        </w:tcBorders>
+      </w:tcPr>
+    </w:tblStylePr>
+    <w:tblStylePr w:type="nwCell">
+      <w:tblPr/>
+      <w:tcPr>
+        <w:tcBorders>
+          <w:bottom w:val="single" w:sz="4" w:space="0" w:color="8EAADB" w:themeColor="accent1" w:themeTint="99"/>
+        </w:tcBorders>
+      </w:tcPr>
+    </w:tblStylePr>
+    <w:tblStylePr w:type="seCell">
+      <w:tblPr/>
+      <w:tcPr>
+        <w:tcBorders>
+          <w:top w:val="single" w:sz="4" w:space="0" w:color="8EAADB" w:themeColor="accent1" w:themeTint="99"/>
+        </w:tcBorders>
+      </w:tcPr>
+    </w:tblStylePr>
+    <w:tblStylePr w:type="swCell">
+      <w:tblPr/>
+      <w:tcPr>
+        <w:tcBorders>
+          <w:top w:val="single" w:sz="4" w:space="0" w:color="8EAADB" w:themeColor="accent1" w:themeTint="99"/>
+        </w:tcBorders>
+      </w:tcPr>
+    </w:tblStylePr>
   </w:style>
 </w:styles>
 </file>
